--- a/00-首页/学生讲义Word/第八讲原子结构（三）-超级充实融合版.docx
+++ b/00-首页/学生讲义Word/第八讲原子结构（三）-超级充实融合版.docx
@@ -29410,12 +29410,27 @@
       <w:jc w:val="center"/>
     </w:pPr>
     <w:r>
+      <w:rPr>
+        <w:rFonts w:ascii="Times New Roman" w:hAnsi="Times New Roman" w:eastAsia="Times New Roman"/>
+        <w:b w:val="0"/>
+        <w:sz w:val="20"/>
+      </w:rPr>
       <w:fldChar w:fldCharType="begin"/>
     </w:r>
     <w:r>
+      <w:rPr>
+        <w:rFonts w:ascii="Times New Roman" w:hAnsi="Times New Roman" w:eastAsia="Times New Roman"/>
+        <w:b w:val="0"/>
+        <w:sz w:val="20"/>
+      </w:rPr>
       <w:instrText xml:space="preserve"> PAGE </w:instrText>
     </w:r>
     <w:r>
+      <w:rPr>
+        <w:rFonts w:ascii="Times New Roman" w:hAnsi="Times New Roman" w:eastAsia="Times New Roman"/>
+        <w:b w:val="0"/>
+        <w:sz w:val="20"/>
+      </w:rPr>
       <w:fldChar w:fldCharType="end"/>
     </w:r>
   </w:p>

--- a/00-首页/学生讲义Word/第八讲原子结构（三）-超级充实融合版.docx
+++ b/00-首页/学生讲义Word/第八讲原子结构（三）-超级充实融合版.docx
@@ -2210,7 +2210,7 @@
               <a:graphicData uri="http://schemas.openxmlformats.org/drawingml/2006/picture">
                 <pic:pic>
                   <pic:nvPicPr>
-                    <pic:cNvPr descr="原子结构讲义/第八讲原子结构（三）_images/6a4384123752d50c8359b6f8b8acfb4c65a15605df67974666d1c7c54a1243ce.jpg" id="12" name="Picture"/>
+                    <pic:cNvPr descr="06-外部资料导入/原子结构讲义/第八讲原子结构（三）_images/6a4384123752d50c8359b6f8b8acfb4c65a15605df67974666d1c7c54a1243ce.jpg" id="12" name="Picture"/>
                     <pic:cNvPicPr>
                       <a:picLocks noChangeArrowheads="1" noChangeAspect="1"/>
                     </pic:cNvPicPr>
@@ -3264,7 +3264,7 @@
               <a:graphicData uri="http://schemas.openxmlformats.org/drawingml/2006/picture">
                 <pic:pic>
                   <pic:nvPicPr>
-                    <pic:cNvPr descr="原子结构讲义/第八讲原子结构（三）_images/c0a829a2788f83e4e492423b07480f271b3d376aeda84894369a7fe9290e7eaf.jpg" id="18" name="Picture"/>
+                    <pic:cNvPr descr="06-外部资料导入/原子结构讲义/第八讲原子结构（三）_images/c0a829a2788f83e4e492423b07480f271b3d376aeda84894369a7fe9290e7eaf.jpg" id="18" name="Picture"/>
                     <pic:cNvPicPr>
                       <a:picLocks noChangeArrowheads="1" noChangeAspect="1"/>
                     </pic:cNvPicPr>
@@ -4002,7 +4002,7 @@
               <a:graphicData uri="http://schemas.openxmlformats.org/drawingml/2006/picture">
                 <pic:pic>
                   <pic:nvPicPr>
-                    <pic:cNvPr descr="原子结构讲义/第八讲原子结构（三）_images/831205afc2dfdad3017354ed38a71901fb28c2b5e664a84c074c7ce6612ada8a.jpg" id="21" name="Picture"/>
+                    <pic:cNvPr descr="06-外部资料导入/原子结构讲义/第八讲原子结构（三）_images/831205afc2dfdad3017354ed38a71901fb28c2b5e664a84c074c7ce6612ada8a.jpg" id="21" name="Picture"/>
                     <pic:cNvPicPr>
                       <a:picLocks noChangeArrowheads="1" noChangeAspect="1"/>
                     </pic:cNvPicPr>
@@ -4340,7 +4340,7 @@
               <a:graphicData uri="http://schemas.openxmlformats.org/drawingml/2006/picture">
                 <pic:pic>
                   <pic:nvPicPr>
-                    <pic:cNvPr descr="原子结构讲义/第八讲原子结构（三）_images/77aaf350de9ed08b5a23aa518cbabf0aff6006925df963c2ab63c7d8d6e33483.jpg" id="24" name="Picture"/>
+                    <pic:cNvPr descr="06-外部资料导入/原子结构讲义/第八讲原子结构（三）_images/77aaf350de9ed08b5a23aa518cbabf0aff6006925df963c2ab63c7d8d6e33483.jpg" id="24" name="Picture"/>
                     <pic:cNvPicPr>
                       <a:picLocks noChangeArrowheads="1" noChangeAspect="1"/>
                     </pic:cNvPicPr>
@@ -5222,7 +5222,15 @@
                 <w:rFonts w:ascii="Times New Roman" w:hAnsi="Times New Roman" w:eastAsia="Times New Roman" w:cs="Times New Roman"/>
                 <w:b/>
               </w:rPr>
-              <w:t xml:space="preserve"> n₁</w:t>
+              <w:t xml:space="preserve"> n</w:t>
+            </w:r>
+            <w:r>
+              <w:rPr>
+                <w:rFonts w:ascii="Times New Roman" w:hAnsi="Times New Roman" w:eastAsia="Times New Roman" w:cs="Times New Roman"/>
+                <w:b/>
+                <w:vertAlign w:val="subscript"/>
+              </w:rPr>
+              <w:t>1</w:t>
             </w:r>
           </w:p>
         </w:tc>
@@ -5528,7 +5536,7 @@
               <a:graphicData uri="http://schemas.openxmlformats.org/drawingml/2006/picture">
                 <pic:pic>
                   <pic:nvPicPr>
-                    <pic:cNvPr descr="原子结构讲义/第八讲原子结构（三）_images/a8c942823663f197ca30fe0e516b5eb39a3dd4b5a27fc5974ab543f87d933f16.jpg" id="27" name="Picture"/>
+                    <pic:cNvPr descr="06-外部资料导入/原子结构讲义/第八讲原子结构（三）_images/a8c942823663f197ca30fe0e516b5eb39a3dd4b5a27fc5974ab543f87d933f16.jpg" id="27" name="Picture"/>
                     <pic:cNvPicPr>
                       <a:picLocks noChangeArrowheads="1" noChangeAspect="1"/>
                     </pic:cNvPicPr>
@@ -5580,7 +5588,7 @@
               <a:graphicData uri="http://schemas.openxmlformats.org/drawingml/2006/picture">
                 <pic:pic>
                   <pic:nvPicPr>
-                    <pic:cNvPr descr="原子结构讲义/第八讲原子结构（三）_images/6c5b29de621412bbba5e9e3b669dacab8dda9c09dccd839fead8b6f5133de7fd.jpg" id="30" name="Picture"/>
+                    <pic:cNvPr descr="06-外部资料导入/原子结构讲义/第八讲原子结构（三）_images/6c5b29de621412bbba5e9e3b669dacab8dda9c09dccd839fead8b6f5133de7fd.jpg" id="30" name="Picture"/>
                     <pic:cNvPicPr>
                       <a:picLocks noChangeArrowheads="1" noChangeAspect="1"/>
                     </pic:cNvPicPr>
@@ -5656,7 +5664,7 @@
               <a:graphicData uri="http://schemas.openxmlformats.org/drawingml/2006/picture">
                 <pic:pic>
                   <pic:nvPicPr>
-                    <pic:cNvPr descr="原子结构讲义/第八讲原子结构（三）_images/b9db9a4cf3f0855e7f0c7bace5c9c63f6c1627f3edd90ff4b392c0dd8fce6d4e.jpg" id="33" name="Picture"/>
+                    <pic:cNvPr descr="06-外部资料导入/原子结构讲义/第八讲原子结构（三）_images/b9db9a4cf3f0855e7f0c7bace5c9c63f6c1627f3edd90ff4b392c0dd8fce6d4e.jpg" id="33" name="Picture"/>
                     <pic:cNvPicPr>
                       <a:picLocks noChangeArrowheads="1" noChangeAspect="1"/>
                     </pic:cNvPicPr>
@@ -5856,7 +5864,20 @@
         <w:rPr>
           <w:rFonts w:hint="eastAsia" w:ascii="Times New Roman" w:hAnsi="Times New Roman" w:eastAsia="Times New Roman" w:cs="Times New Roman"/>
         </w:rPr>
-        <w:t>（E=mc²，</w:t>
+        <w:t>（E=mc</w:t>
+      </w:r>
+      <w:r>
+        <w:rPr>
+          <w:rFonts w:hint="eastAsia" w:ascii="Times New Roman" w:hAnsi="Times New Roman" w:eastAsia="Times New Roman" w:cs="Times New Roman"/>
+          <w:vertAlign w:val="superscript"/>
+        </w:rPr>
+        <w:t>2</w:t>
+      </w:r>
+      <w:r>
+        <w:rPr>
+          <w:rFonts w:hint="eastAsia" w:ascii="Times New Roman" w:hAnsi="Times New Roman" w:eastAsia="Times New Roman" w:cs="Times New Roman"/>
+        </w:rPr>
+        <w:t>，</w:t>
       </w:r>
       <w:r>
         <w:rPr>
@@ -6656,7 +6677,46 @@
         <w:rPr>
           <w:rFonts w:ascii="Times New Roman" w:hAnsi="Times New Roman" w:eastAsia="Times New Roman" w:cs="Times New Roman"/>
         </w:rPr>
-        <w:t xml:space="preserve"> He⁺ 、 Li²⁺ 、 B³⁺ </w:t>
+        <w:t xml:space="preserve"> He</w:t>
+      </w:r>
+      <w:r>
+        <w:rPr>
+          <w:rFonts w:ascii="Times New Roman" w:hAnsi="Times New Roman" w:eastAsia="Times New Roman" w:cs="Times New Roman"/>
+          <w:vertAlign w:val="superscript"/>
+        </w:rPr>
+        <w:t>+</w:t>
+      </w:r>
+      <w:r>
+        <w:rPr>
+          <w:rFonts w:ascii="Times New Roman" w:hAnsi="Times New Roman" w:eastAsia="Times New Roman" w:cs="Times New Roman"/>
+        </w:rPr>
+        <w:t xml:space="preserve"> 、 Li</w:t>
+      </w:r>
+      <w:r>
+        <w:rPr>
+          <w:rFonts w:ascii="Times New Roman" w:hAnsi="Times New Roman" w:eastAsia="Times New Roman" w:cs="Times New Roman"/>
+          <w:vertAlign w:val="superscript"/>
+        </w:rPr>
+        <w:t>2+</w:t>
+      </w:r>
+      <w:r>
+        <w:rPr>
+          <w:rFonts w:ascii="Times New Roman" w:hAnsi="Times New Roman" w:eastAsia="Times New Roman" w:cs="Times New Roman"/>
+        </w:rPr>
+        <w:t xml:space="preserve"> 、 B</w:t>
+      </w:r>
+      <w:r>
+        <w:rPr>
+          <w:rFonts w:ascii="Times New Roman" w:hAnsi="Times New Roman" w:eastAsia="Times New Roman" w:cs="Times New Roman"/>
+          <w:vertAlign w:val="superscript"/>
+        </w:rPr>
+        <w:t>3+</w:t>
+      </w:r>
+      <w:r>
+        <w:rPr>
+          <w:rFonts w:ascii="Times New Roman" w:hAnsi="Times New Roman" w:eastAsia="Times New Roman" w:cs="Times New Roman"/>
+        </w:rPr>
+        <w:t xml:space="preserve"> </w:t>
       </w:r>
       <w:r>
         <w:rPr>
@@ -10833,70 +10893,60 @@
           <w:rFonts w:hint="eastAsia" w:ascii="Times New Roman" w:hAnsi="Times New Roman" w:eastAsia="SimSun" w:cs="Times New Roman"/>
           <w:b/>
           <w:bCs/>
-          <w:color w:val="1E40AF"/>
         </w:rPr>
         <w:t xml:space="preserve">理解要点</w:t>
       </w:r>
       <w:r>
         <w:rPr>
           <w:rFonts w:hint="eastAsia" w:ascii="Times New Roman" w:hAnsi="Times New Roman" w:eastAsia="Times New Roman" w:cs="Times New Roman"/>
-          <w:color w:val="1E40AF"/>
         </w:rPr>
         <w:t>：</w:t>
       </w:r>
       <w:r>
         <w:rPr>
           <w:rFonts w:hint="eastAsia" w:ascii="Times New Roman" w:hAnsi="Times New Roman" w:eastAsia="SimSun" w:cs="Times New Roman"/>
-          <w:color w:val="1E40AF"/>
         </w:rPr>
         <w:t>这里不要求记忆或推导薛定谔方程</w:t>
       </w:r>
       <w:r>
         <w:rPr>
           <w:rFonts w:hint="eastAsia" w:ascii="Times New Roman" w:hAnsi="Times New Roman" w:eastAsia="Times New Roman" w:cs="Times New Roman"/>
-          <w:color w:val="1E40AF"/>
         </w:rPr>
         <w:t>——</w:t>
       </w:r>
       <w:r>
         <w:rPr>
           <w:rFonts w:hint="eastAsia" w:ascii="Times New Roman" w:hAnsi="Times New Roman" w:eastAsia="SimSun" w:cs="Times New Roman"/>
-          <w:color w:val="1E40AF"/>
         </w:rPr>
         <w:t>只需要知道</w:t>
       </w:r>
       <w:r>
         <w:rPr>
           <w:rFonts w:hint="eastAsia" w:ascii="Times New Roman" w:hAnsi="Times New Roman" w:eastAsia="Times New Roman" w:cs="Times New Roman"/>
-          <w:color w:val="1E40AF"/>
         </w:rPr>
         <w:t>：①</w:t>
       </w:r>
       <w:r>
         <w:rPr>
           <w:rFonts w:hint="eastAsia" w:ascii="Times New Roman" w:hAnsi="Times New Roman" w:eastAsia="SimSun" w:cs="Times New Roman"/>
-          <w:color w:val="1E40AF"/>
         </w:rPr>
         <w:t>存在这样一个方程</w:t>
       </w:r>
       <w:r>
         <w:rPr>
           <w:rFonts w:hint="eastAsia" w:ascii="Times New Roman" w:hAnsi="Times New Roman" w:eastAsia="Times New Roman" w:cs="Times New Roman"/>
-          <w:color w:val="1E40AF"/>
         </w:rPr>
         <w:t>，②</w:t>
       </w:r>
       <w:r>
         <w:rPr>
           <w:rFonts w:hint="eastAsia" w:ascii="Times New Roman" w:hAnsi="Times New Roman" w:eastAsia="SimSun" w:cs="Times New Roman"/>
-          <w:color w:val="1E40AF"/>
         </w:rPr>
         <w:t>它的解</w:t>
       </w:r>
       <w:r>
         <w:rPr>
           <w:rFonts w:ascii="Times New Roman" w:hAnsi="Times New Roman" w:eastAsia="Times New Roman" w:cs="Times New Roman"/>
-          <w:color w:val="1E40AF"/>
         </w:rPr>
         <w:t xml:space="preserve"> </w:t>
       </w:r>
@@ -10908,35 +10958,30 @@
       <w:r>
         <w:rPr>
           <w:rFonts w:hint="eastAsia" w:ascii="Times New Roman" w:hAnsi="Times New Roman" w:eastAsia="Times New Roman" w:cs="Times New Roman"/>
-          <w:color w:val="1E40AF"/>
         </w:rPr>
         <w:t>（</w:t>
       </w:r>
       <w:r>
         <w:rPr>
           <w:rFonts w:hint="eastAsia" w:ascii="Times New Roman" w:hAnsi="Times New Roman" w:eastAsia="SimSun" w:cs="Times New Roman"/>
-          <w:color w:val="1E40AF"/>
         </w:rPr>
         <w:t>波函数</w:t>
       </w:r>
       <w:r>
         <w:rPr>
           <w:rFonts w:hint="eastAsia" w:ascii="Times New Roman" w:hAnsi="Times New Roman" w:eastAsia="Times New Roman" w:cs="Times New Roman"/>
-          <w:color w:val="1E40AF"/>
         </w:rPr>
         <w:t>）</w:t>
       </w:r>
       <w:r>
         <w:rPr>
           <w:rFonts w:hint="eastAsia" w:ascii="Times New Roman" w:hAnsi="Times New Roman" w:eastAsia="SimSun" w:cs="Times New Roman"/>
-          <w:color w:val="1E40AF"/>
         </w:rPr>
         <w:t>代表了电子的运动状态</w:t>
       </w:r>
       <w:r>
         <w:rPr>
           <w:rFonts w:hint="eastAsia" w:ascii="Times New Roman" w:hAnsi="Times New Roman" w:eastAsia="Times New Roman" w:cs="Times New Roman"/>
-          <w:color w:val="1E40AF"/>
         </w:rPr>
         <w:t>，③</w:t>
       </w:r>
@@ -10969,14 +11014,12 @@
       <w:r>
         <w:rPr>
           <w:rFonts w:ascii="Times New Roman" w:hAnsi="Times New Roman" w:eastAsia="Times New Roman" w:cs="Times New Roman"/>
-          <w:color w:val="1E40AF"/>
         </w:rPr>
         <w:t xml:space="preserve"> </w:t>
       </w:r>
       <w:r>
         <w:rPr>
           <w:rFonts w:hint="eastAsia" w:ascii="Times New Roman" w:hAnsi="Times New Roman" w:eastAsia="SimSun" w:cs="Times New Roman"/>
-          <w:color w:val="1E40AF"/>
         </w:rPr>
         <w:t xml:space="preserve">代表电子在空间某处出现的</w:t>
       </w:r>
@@ -10985,56 +11028,48 @@
           <w:rFonts w:hint="eastAsia" w:ascii="Times New Roman" w:hAnsi="Times New Roman" w:eastAsia="SimSun" w:cs="Times New Roman"/>
           <w:b/>
           <w:bCs/>
-          <w:color w:val="1E40AF"/>
         </w:rPr>
         <w:t xml:space="preserve">概率密度</w:t>
       </w:r>
       <w:r>
         <w:rPr>
           <w:rFonts w:hint="eastAsia" w:ascii="Times New Roman" w:hAnsi="Times New Roman" w:eastAsia="Times New Roman" w:cs="Times New Roman"/>
-          <w:color w:val="1E40AF"/>
         </w:rPr>
         <w:t>。</w:t>
       </w:r>
       <w:r>
         <w:rPr>
           <w:rFonts w:hint="eastAsia" w:ascii="Times New Roman" w:hAnsi="Times New Roman" w:eastAsia="SimSun" w:cs="Times New Roman"/>
-          <w:color w:val="1E40AF"/>
         </w:rPr>
         <w:t>这就是</w:t>
       </w:r>
       <w:r>
         <w:rPr>
           <w:rFonts w:hint="eastAsia" w:ascii="Times New Roman" w:hAnsi="Times New Roman" w:eastAsia="Times New Roman" w:cs="Times New Roman"/>
-          <w:color w:val="1E40AF"/>
         </w:rPr>
         <w:t>”</w:t>
       </w:r>
       <w:r>
         <w:rPr>
           <w:rFonts w:hint="eastAsia" w:ascii="Times New Roman" w:hAnsi="Times New Roman" w:eastAsia="SimSun" w:cs="Times New Roman"/>
-          <w:color w:val="1E40AF"/>
         </w:rPr>
         <w:t>电子云</w:t>
       </w:r>
       <w:r>
         <w:rPr>
           <w:rFonts w:hint="eastAsia" w:ascii="Times New Roman" w:hAnsi="Times New Roman" w:eastAsia="Times New Roman" w:cs="Times New Roman"/>
-          <w:color w:val="1E40AF"/>
         </w:rPr>
         <w:t>”</w:t>
       </w:r>
       <w:r>
         <w:rPr>
           <w:rFonts w:hint="eastAsia" w:ascii="Times New Roman" w:hAnsi="Times New Roman" w:eastAsia="SimSun" w:cs="Times New Roman"/>
-          <w:color w:val="1E40AF"/>
         </w:rPr>
         <w:t>概念的数学基础</w:t>
       </w:r>
       <w:r>
         <w:rPr>
           <w:rFonts w:hint="eastAsia" w:ascii="Times New Roman" w:hAnsi="Times New Roman" w:eastAsia="Times New Roman" w:cs="Times New Roman"/>
-          <w:color w:val="1E40AF"/>
         </w:rPr>
         <w:t>。</w:t>
       </w:r>
@@ -11252,7 +11287,7 @@
               <a:graphicData uri="http://schemas.openxmlformats.org/drawingml/2006/picture">
                 <pic:pic>
                   <pic:nvPicPr>
-                    <pic:cNvPr descr="原子结构讲义/第八讲原子结构（三）_images/a2170c5918310d5b72863d8c26f02f32c80653f43d7d4da36904b6ea43c52e2a.jpg" id="40" name="Picture"/>
+                    <pic:cNvPr descr="06-外部资料导入/原子结构讲义/第八讲原子结构（三）_images/a2170c5918310d5b72863d8c26f02f32c80653f43d7d4da36904b6ea43c52e2a.jpg" id="40" name="Picture"/>
                     <pic:cNvPicPr>
                       <a:picLocks noChangeArrowheads="1" noChangeAspect="1"/>
                     </pic:cNvPicPr>
@@ -13079,49 +13114,41 @@
     </w:p>
     <w:p>
       <w:pPr>
-        <w:pStyle w:val="BodyText"/>
-      </w:pPr>
-      <w:r>
-        <w:rPr>
-          <w:rFonts w:hint="eastAsia" w:ascii="Times New Roman" w:hAnsi="Times New Roman" w:eastAsia="SimSun" w:cs="Times New Roman"/>
-          <w:b/>
-          <w:bCs/>
-          <w:color w:val="1E40AF"/>
-        </w:rPr>
-        <w:t xml:space="preserve">关键认识</w:t>
-      </w:r>
-      <w:r>
-        <w:rPr>
-          <w:rFonts w:hint="eastAsia" w:ascii="Times New Roman" w:hAnsi="Times New Roman" w:eastAsia="Times New Roman" w:cs="Times New Roman"/>
-          <w:color w:val="1E40AF"/>
-        </w:rPr>
-        <w:t>：</w:t>
-      </w:r>
-      <w:r>
-        <w:rPr>
-          <w:rFonts w:hint="eastAsia" w:ascii="Times New Roman" w:hAnsi="Times New Roman" w:eastAsia="SimSun" w:cs="Times New Roman"/>
-          <w:color w:val="1E40AF"/>
+        <w:pStyle w:val="MethodologyBlock"/>
+      </w:pPr>
+      <w:r>
+        <w:rPr>
+          <w:rFonts w:hint="eastAsia" w:ascii="Times New Roman" w:hAnsi="Times New Roman" w:eastAsia="SimSun" w:cs="Times New Roman"/>
+        </w:rPr>
+        <w:t xml:space="preserve">理解要点</w:t>
+      </w:r>
+      <w:r>
+        <w:rPr>
+          <w:rFonts w:ascii="Times New Roman" w:hAnsi="Times New Roman" w:eastAsia="Times New Roman" w:cs="Times New Roman"/>
+        </w:rPr>
+        <w:t xml:space="preserve"> </w:t>
+      </w:r>
+      <w:r>
+        <w:rPr>
+          <w:rFonts w:hint="eastAsia" w:ascii="Times New Roman" w:hAnsi="Times New Roman" w:eastAsia="SimSun" w:cs="Times New Roman"/>
         </w:rPr>
         <w:t>量子数不是人为假定的</w:t>
       </w:r>
       <w:r>
         <w:rPr>
           <w:rFonts w:hint="eastAsia" w:ascii="Times New Roman" w:hAnsi="Times New Roman" w:eastAsia="Times New Roman" w:cs="Times New Roman"/>
-          <w:color w:val="1E40AF"/>
         </w:rPr>
         <w:t>，</w:t>
       </w:r>
       <w:r>
         <w:rPr>
           <w:rFonts w:hint="eastAsia" w:ascii="Times New Roman" w:hAnsi="Times New Roman" w:eastAsia="SimSun" w:cs="Times New Roman"/>
-          <w:color w:val="1E40AF"/>
         </w:rPr>
         <w:t>而是边界条件迫使</w:t>
       </w:r>
       <w:r>
         <w:rPr>
           <w:rFonts w:ascii="Times New Roman" w:hAnsi="Times New Roman" w:eastAsia="Times New Roman" w:cs="Times New Roman"/>
-          <w:color w:val="1E40AF"/>
         </w:rPr>
         <w:t xml:space="preserve"> </w:t>
       </w:r>
@@ -13151,28 +13178,24 @@
       <w:r>
         <w:rPr>
           <w:rFonts w:ascii="Times New Roman" w:hAnsi="Times New Roman" w:eastAsia="Times New Roman" w:cs="Times New Roman"/>
-          <w:color w:val="1E40AF"/>
         </w:rPr>
         <w:t xml:space="preserve"> </w:t>
       </w:r>
       <w:r>
         <w:rPr>
           <w:rFonts w:hint="eastAsia" w:ascii="Times New Roman" w:hAnsi="Times New Roman" w:eastAsia="SimSun" w:cs="Times New Roman"/>
-          <w:color w:val="1E40AF"/>
         </w:rPr>
         <w:t>只能取特定整数值</w:t>
       </w:r>
       <w:r>
         <w:rPr>
           <w:rFonts w:hint="eastAsia" w:ascii="Times New Roman" w:hAnsi="Times New Roman" w:eastAsia="Times New Roman" w:cs="Times New Roman"/>
-          <w:color w:val="1E40AF"/>
         </w:rPr>
         <w:t>——</w:t>
       </w:r>
       <w:r>
         <w:rPr>
           <w:rFonts w:hint="eastAsia" w:ascii="Times New Roman" w:hAnsi="Times New Roman" w:eastAsia="SimSun" w:cs="Times New Roman"/>
-          <w:color w:val="1E40AF"/>
         </w:rPr>
         <w:t>这是量子力学的</w:t>
       </w:r>
@@ -13181,14 +13204,12 @@
           <w:rFonts w:hint="eastAsia" w:ascii="Times New Roman" w:hAnsi="Times New Roman" w:eastAsia="SimSun" w:cs="Times New Roman"/>
           <w:b/>
           <w:bCs/>
-          <w:color w:val="1E40AF"/>
         </w:rPr>
         <w:t xml:space="preserve">自然推论</w:t>
       </w:r>
       <w:r>
         <w:rPr>
           <w:rFonts w:ascii="Times New Roman" w:hAnsi="Times New Roman" w:eastAsia="Times New Roman" w:cs="Times New Roman"/>
-          <w:color w:val="1E40AF"/>
         </w:rPr>
         <w:t xml:space="preserve">。</w:t>
       </w:r>
@@ -14583,7 +14604,7 @@
               <a:graphicData uri="http://schemas.openxmlformats.org/drawingml/2006/picture">
                 <pic:pic>
                   <pic:nvPicPr>
-                    <pic:cNvPr descr="原子结构讲义/第八讲原子结构（三）_images/2caa0fb9da2b1cca35188216d79ab9b6a26366259539fffbfc3e4608767cc891.jpg" id="44" name="Picture"/>
+                    <pic:cNvPr descr="06-外部资料导入/原子结构讲义/第八讲原子结构（三）_images/2caa0fb9da2b1cca35188216d79ab9b6a26366259539fffbfc3e4608767cc891.jpg" id="44" name="Picture"/>
                     <pic:cNvPicPr>
                       <a:picLocks noChangeArrowheads="1" noChangeAspect="1"/>
                     </pic:cNvPicPr>
@@ -14705,7 +14726,7 @@
               <a:graphicData uri="http://schemas.openxmlformats.org/drawingml/2006/picture">
                 <pic:pic>
                   <pic:nvPicPr>
-                    <pic:cNvPr descr="原子结构讲义/第八讲原子结构（三）_images/89784fcb11adb58a15c77b7268f53e8d64c6385c5eeda3a3b3b5d7d6efb4a38e.jpg" id="47" name="Picture"/>
+                    <pic:cNvPr descr="06-外部资料导入/原子结构讲义/第八讲原子结构（三）_images/89784fcb11adb58a15c77b7268f53e8d64c6385c5eeda3a3b3b5d7d6efb4a38e.jpg" id="47" name="Picture"/>
                     <pic:cNvPicPr>
                       <a:picLocks noChangeArrowheads="1" noChangeAspect="1"/>
                     </pic:cNvPicPr>
@@ -14782,7 +14803,7 @@
               <a:graphicData uri="http://schemas.openxmlformats.org/drawingml/2006/picture">
                 <pic:pic>
                   <pic:nvPicPr>
-                    <pic:cNvPr descr="原子结构讲义/第八讲原子结构（三）_images/7e8e39b84070af1a0a85dd768a490b1e7d6089d9d8439d1387d063f14b3e2f74.jpg" id="50" name="Picture"/>
+                    <pic:cNvPr descr="06-外部资料导入/原子结构讲义/第八讲原子结构（三）_images/7e8e39b84070af1a0a85dd768a490b1e7d6089d9d8439d1387d063f14b3e2f74.jpg" id="50" name="Picture"/>
                     <pic:cNvPicPr>
                       <a:picLocks noChangeArrowheads="1" noChangeAspect="1"/>
                     </pic:cNvPicPr>
@@ -14859,7 +14880,7 @@
               <a:graphicData uri="http://schemas.openxmlformats.org/drawingml/2006/picture">
                 <pic:pic>
                   <pic:nvPicPr>
-                    <pic:cNvPr descr="原子结构讲义/第八讲原子结构（三）_images/891418131e25cd46482fcd0c450c0e457b44d962057ae074538afee97c40a1ac.jpg" id="53" name="Picture"/>
+                    <pic:cNvPr descr="06-外部资料导入/原子结构讲义/第八讲原子结构（三）_images/891418131e25cd46482fcd0c450c0e457b44d962057ae074538afee97c40a1ac.jpg" id="53" name="Picture"/>
                     <pic:cNvPicPr>
                       <a:picLocks noChangeArrowheads="1" noChangeAspect="1"/>
                     </pic:cNvPicPr>
@@ -14995,7 +15016,7 @@
               <a:graphicData uri="http://schemas.openxmlformats.org/drawingml/2006/picture">
                 <pic:pic>
                   <pic:nvPicPr>
-                    <pic:cNvPr descr="原子结构讲义/第八讲原子结构（三）_images/82b4c0ae6c13f1acc51e0c2c8015fbc5b8706721d9690f13fab44db47be2ee7b.jpg" id="56" name="Picture"/>
+                    <pic:cNvPr descr="06-外部资料导入/原子结构讲义/第八讲原子结构（三）_images/82b4c0ae6c13f1acc51e0c2c8015fbc5b8706721d9690f13fab44db47be2ee7b.jpg" id="56" name="Picture"/>
                     <pic:cNvPicPr>
                       <a:picLocks noChangeArrowheads="1" noChangeAspect="1"/>
                     </pic:cNvPicPr>
@@ -15047,7 +15068,7 @@
               <a:graphicData uri="http://schemas.openxmlformats.org/drawingml/2006/picture">
                 <pic:pic>
                   <pic:nvPicPr>
-                    <pic:cNvPr descr="原子结构讲义/第八讲原子结构（三）_images/fa9215a831e9b26de17b340c28771797792dd62c21c45abce4f89eea1763dbb8.jpg" id="59" name="Picture"/>
+                    <pic:cNvPr descr="06-外部资料导入/原子结构讲义/第八讲原子结构（三）_images/fa9215a831e9b26de17b340c28771797792dd62c21c45abce4f89eea1763dbb8.jpg" id="59" name="Picture"/>
                     <pic:cNvPicPr>
                       <a:picLocks noChangeArrowheads="1" noChangeAspect="1"/>
                     </pic:cNvPicPr>
@@ -15099,7 +15120,7 @@
               <a:graphicData uri="http://schemas.openxmlformats.org/drawingml/2006/picture">
                 <pic:pic>
                   <pic:nvPicPr>
-                    <pic:cNvPr descr="原子结构讲义/第八讲原子结构（三）_images/b672ea123f827d7ba24c362dd88939886605cea1c3f7a3c67e012b4671d8eefc.jpg" id="62" name="Picture"/>
+                    <pic:cNvPr descr="06-外部资料导入/原子结构讲义/第八讲原子结构（三）_images/b672ea123f827d7ba24c362dd88939886605cea1c3f7a3c67e012b4671d8eefc.jpg" id="62" name="Picture"/>
                     <pic:cNvPicPr>
                       <a:picLocks noChangeArrowheads="1" noChangeAspect="1"/>
                     </pic:cNvPicPr>
@@ -15151,7 +15172,7 @@
               <a:graphicData uri="http://schemas.openxmlformats.org/drawingml/2006/picture">
                 <pic:pic>
                   <pic:nvPicPr>
-                    <pic:cNvPr descr="原子结构讲义/第八讲原子结构（三）_images/bc03671ac4b30f06e7d59322b10e4281132920083695519de15b92ea3ce99097.jpg" id="65" name="Picture"/>
+                    <pic:cNvPr descr="06-外部资料导入/原子结构讲义/第八讲原子结构（三）_images/bc03671ac4b30f06e7d59322b10e4281132920083695519de15b92ea3ce99097.jpg" id="65" name="Picture"/>
                     <pic:cNvPicPr>
                       <a:picLocks noChangeArrowheads="1" noChangeAspect="1"/>
                     </pic:cNvPicPr>
@@ -15203,7 +15224,7 @@
               <a:graphicData uri="http://schemas.openxmlformats.org/drawingml/2006/picture">
                 <pic:pic>
                   <pic:nvPicPr>
-                    <pic:cNvPr descr="原子结构讲义/第八讲原子结构（三）_images/2510dc5a7f5cc390af03d9e4ab1e40c313a4048561bd7f55bf42fc6e85b1fa48.jpg" id="68" name="Picture"/>
+                    <pic:cNvPr descr="06-外部资料导入/原子结构讲义/第八讲原子结构（三）_images/2510dc5a7f5cc390af03d9e4ab1e40c313a4048561bd7f55bf42fc6e85b1fa48.jpg" id="68" name="Picture"/>
                     <pic:cNvPicPr>
                       <a:picLocks noChangeArrowheads="1" noChangeAspect="1"/>
                     </pic:cNvPicPr>
@@ -15302,7 +15323,7 @@
               <a:graphicData uri="http://schemas.openxmlformats.org/drawingml/2006/picture">
                 <pic:pic>
                   <pic:nvPicPr>
-                    <pic:cNvPr descr="原子结构讲义/第八讲原子结构（三）_images/2eab4f41bd22ae85d0e7b61e0e38ace229d159813c124af740b942367731785a.jpg" id="71" name="Picture"/>
+                    <pic:cNvPr descr="06-外部资料导入/原子结构讲义/第八讲原子结构（三）_images/2eab4f41bd22ae85d0e7b61e0e38ace229d159813c124af740b942367731785a.jpg" id="71" name="Picture"/>
                     <pic:cNvPicPr>
                       <a:picLocks noChangeArrowheads="1" noChangeAspect="1"/>
                     </pic:cNvPicPr>
@@ -15833,28 +15854,24 @@
           <w:rFonts w:hint="eastAsia" w:ascii="Times New Roman" w:hAnsi="Times New Roman" w:eastAsia="SimSun" w:cs="Times New Roman"/>
           <w:b/>
           <w:bCs/>
-          <w:color w:val="1E40AF"/>
         </w:rPr>
         <w:t xml:space="preserve">易错点</w:t>
       </w:r>
       <w:r>
         <w:rPr>
           <w:rFonts w:hint="eastAsia" w:ascii="Times New Roman" w:hAnsi="Times New Roman" w:eastAsia="Times New Roman" w:cs="Times New Roman"/>
-          <w:color w:val="1E40AF"/>
         </w:rPr>
         <w:t>：</w:t>
       </w:r>
       <w:r>
         <w:rPr>
           <w:rFonts w:hint="eastAsia" w:ascii="Times New Roman" w:hAnsi="Times New Roman" w:eastAsia="SimSun" w:cs="Times New Roman"/>
-          <w:color w:val="1E40AF"/>
         </w:rPr>
         <w:t>在多电子原子中</w:t>
       </w:r>
       <w:r>
         <w:rPr>
           <w:rFonts w:hint="eastAsia" w:ascii="Times New Roman" w:hAnsi="Times New Roman" w:eastAsia="Times New Roman" w:cs="Times New Roman"/>
-          <w:color w:val="1E40AF"/>
         </w:rPr>
         <w:t>，</w:t>
       </w:r>
@@ -15866,21 +15883,18 @@
       <w:r>
         <w:rPr>
           <w:rFonts w:ascii="Times New Roman" w:hAnsi="Times New Roman" w:eastAsia="Times New Roman" w:cs="Times New Roman"/>
-          <w:color w:val="1E40AF"/>
         </w:rPr>
         <w:t xml:space="preserve"> </w:t>
       </w:r>
       <w:r>
         <w:rPr>
           <w:rFonts w:hint="eastAsia" w:ascii="Times New Roman" w:hAnsi="Times New Roman" w:eastAsia="SimSun" w:cs="Times New Roman"/>
-          <w:color w:val="1E40AF"/>
         </w:rPr>
         <w:t xml:space="preserve">相同但</w:t>
       </w:r>
       <w:r>
         <w:rPr>
           <w:rFonts w:ascii="Times New Roman" w:hAnsi="Times New Roman" w:eastAsia="Times New Roman" w:cs="Times New Roman"/>
-          <w:color w:val="1E40AF"/>
         </w:rPr>
         <w:t xml:space="preserve"> </w:t>
       </w:r>
@@ -15892,28 +15906,24 @@
       <w:r>
         <w:rPr>
           <w:rFonts w:ascii="Times New Roman" w:hAnsi="Times New Roman" w:eastAsia="Times New Roman" w:cs="Times New Roman"/>
-          <w:color w:val="1E40AF"/>
         </w:rPr>
         <w:t xml:space="preserve"> </w:t>
       </w:r>
       <w:r>
         <w:rPr>
           <w:rFonts w:hint="eastAsia" w:ascii="Times New Roman" w:hAnsi="Times New Roman" w:eastAsia="SimSun" w:cs="Times New Roman"/>
-          <w:color w:val="1E40AF"/>
         </w:rPr>
         <w:t>不同的轨道能量不同</w:t>
       </w:r>
       <w:r>
         <w:rPr>
           <w:rFonts w:hint="eastAsia" w:ascii="Times New Roman" w:hAnsi="Times New Roman" w:eastAsia="Times New Roman" w:cs="Times New Roman"/>
-          <w:color w:val="1E40AF"/>
         </w:rPr>
         <w:t>——</w:t>
       </w:r>
       <w:r>
         <w:rPr>
           <w:rFonts w:hint="eastAsia" w:ascii="Times New Roman" w:hAnsi="Times New Roman" w:eastAsia="SimSun" w:cs="Times New Roman"/>
-          <w:color w:val="1E40AF"/>
         </w:rPr>
         <w:t>这就是</w:t>
       </w:r>
@@ -15922,14 +15932,12 @@
           <w:rFonts w:hint="eastAsia" w:ascii="Times New Roman" w:hAnsi="Times New Roman" w:eastAsia="SimSun" w:cs="Times New Roman"/>
           <w:b/>
           <w:bCs/>
-          <w:color w:val="1E40AF"/>
         </w:rPr>
         <w:t xml:space="preserve">能级分裂</w:t>
       </w:r>
       <w:r>
         <w:rPr>
           <w:rFonts w:hint="eastAsia" w:ascii="Times New Roman" w:hAnsi="Times New Roman" w:eastAsia="Times New Roman" w:cs="Times New Roman"/>
-          <w:color w:val="1E40AF"/>
         </w:rPr>
         <w:t xml:space="preserve">（</w:t>
       </w:r>
@@ -16024,35 +16032,30 @@
       <w:r>
         <w:rPr>
           <w:rFonts w:hint="eastAsia" w:ascii="Times New Roman" w:hAnsi="Times New Roman" w:eastAsia="Times New Roman" w:cs="Times New Roman"/>
-          <w:color w:val="1E40AF"/>
         </w:rPr>
         <w:t>）。</w:t>
       </w:r>
       <w:r>
         <w:rPr>
           <w:rFonts w:hint="eastAsia" w:ascii="Times New Roman" w:hAnsi="Times New Roman" w:eastAsia="SimSun" w:cs="Times New Roman"/>
-          <w:color w:val="1E40AF"/>
         </w:rPr>
         <w:t>这是在氢原子中没有的现象</w:t>
       </w:r>
       <w:r>
         <w:rPr>
           <w:rFonts w:hint="eastAsia" w:ascii="Times New Roman" w:hAnsi="Times New Roman" w:eastAsia="Times New Roman" w:cs="Times New Roman"/>
-          <w:color w:val="1E40AF"/>
         </w:rPr>
         <w:t>（</w:t>
       </w:r>
       <w:r>
         <w:rPr>
           <w:rFonts w:hint="eastAsia" w:ascii="Times New Roman" w:hAnsi="Times New Roman" w:eastAsia="SimSun" w:cs="Times New Roman"/>
-          <w:color w:val="1E40AF"/>
         </w:rPr>
         <w:t>氢原子里</w:t>
       </w:r>
       <w:r>
         <w:rPr>
           <w:rFonts w:ascii="Times New Roman" w:hAnsi="Times New Roman" w:eastAsia="Times New Roman" w:cs="Times New Roman"/>
-          <w:color w:val="1E40AF"/>
         </w:rPr>
         <w:t xml:space="preserve"> </w:t>
       </w:r>
@@ -16064,21 +16067,18 @@
       <w:r>
         <w:rPr>
           <w:rFonts w:ascii="Times New Roman" w:hAnsi="Times New Roman" w:eastAsia="Times New Roman" w:cs="Times New Roman"/>
-          <w:color w:val="1E40AF"/>
         </w:rPr>
         <w:t xml:space="preserve"> </w:t>
       </w:r>
       <w:r>
         <w:rPr>
           <w:rFonts w:hint="eastAsia" w:ascii="Times New Roman" w:hAnsi="Times New Roman" w:eastAsia="SimSun" w:cs="Times New Roman"/>
-          <w:color w:val="1E40AF"/>
         </w:rPr>
         <w:t>相同的轨道简并</w:t>
       </w:r>
       <w:r>
         <w:rPr>
           <w:rFonts w:hint="eastAsia" w:ascii="Times New Roman" w:hAnsi="Times New Roman" w:eastAsia="Times New Roman" w:cs="Times New Roman"/>
-          <w:color w:val="1E40AF"/>
         </w:rPr>
         <w:t>）。</w:t>
       </w:r>
@@ -17168,14 +17168,12 @@
           <w:rFonts w:hint="eastAsia" w:ascii="Times New Roman" w:hAnsi="Times New Roman" w:eastAsia="SimSun" w:cs="Times New Roman"/>
           <w:b/>
           <w:bCs/>
-          <w:color w:val="1E40AF"/>
         </w:rPr>
         <w:t xml:space="preserve">易错点</w:t>
       </w:r>
       <w:r>
         <w:rPr>
           <w:rFonts w:hint="eastAsia" w:ascii="Times New Roman" w:hAnsi="Times New Roman" w:eastAsia="Times New Roman" w:cs="Times New Roman"/>
-          <w:color w:val="1E40AF"/>
         </w:rPr>
         <w:t xml:space="preserve">：</w:t>
       </w:r>
@@ -17205,7 +17203,6 @@
       <w:r>
         <w:rPr>
           <w:rFonts w:hint="eastAsia" w:ascii="Times New Roman" w:hAnsi="Times New Roman" w:eastAsia="Times New Roman" w:cs="Times New Roman"/>
-          <w:color w:val="1E40AF"/>
         </w:rPr>
         <w:t xml:space="preserve">！</w:t>
       </w:r>
@@ -17226,21 +17223,18 @@
       <w:r>
         <w:rPr>
           <w:rFonts w:ascii="Times New Roman" w:hAnsi="Times New Roman" w:eastAsia="Times New Roman" w:cs="Times New Roman"/>
-          <w:color w:val="1E40AF"/>
         </w:rPr>
         <w:t xml:space="preserve"> </w:t>
       </w:r>
       <w:r>
         <w:rPr>
           <w:rFonts w:hint="eastAsia" w:ascii="Times New Roman" w:hAnsi="Times New Roman" w:eastAsia="SimSun" w:cs="Times New Roman"/>
-          <w:color w:val="1E40AF"/>
         </w:rPr>
         <w:t xml:space="preserve">只能取</w:t>
       </w:r>
       <w:r>
         <w:rPr>
           <w:rFonts w:ascii="Times New Roman" w:hAnsi="Times New Roman" w:eastAsia="Times New Roman" w:cs="Times New Roman"/>
-          <w:color w:val="1E40AF"/>
         </w:rPr>
         <w:t xml:space="preserve"> </w:t>
       </w:r>
@@ -17270,21 +17264,18 @@
       <w:r>
         <w:rPr>
           <w:rFonts w:ascii="Times New Roman" w:hAnsi="Times New Roman" w:eastAsia="Times New Roman" w:cs="Times New Roman"/>
-          <w:color w:val="1E40AF"/>
         </w:rPr>
         <w:t xml:space="preserve"> </w:t>
       </w:r>
       <w:r>
         <w:rPr>
           <w:rFonts w:hint="eastAsia" w:ascii="Times New Roman" w:hAnsi="Times New Roman" w:eastAsia="SimSun" w:cs="Times New Roman"/>
-          <w:color w:val="1E40AF"/>
         </w:rPr>
         <w:t xml:space="preserve">或</w:t>
       </w:r>
       <w:r>
         <w:rPr>
           <w:rFonts w:ascii="Times New Roman" w:hAnsi="Times New Roman" w:eastAsia="Times New Roman" w:cs="Times New Roman"/>
-          <w:color w:val="1E40AF"/>
         </w:rPr>
         <w:t xml:space="preserve"> </w:t>
       </w:r>
@@ -17314,21 +17305,18 @@
       <w:r>
         <w:rPr>
           <w:rFonts w:hint="eastAsia" w:ascii="Times New Roman" w:hAnsi="Times New Roman" w:eastAsia="Times New Roman" w:cs="Times New Roman"/>
-          <w:color w:val="1E40AF"/>
         </w:rPr>
         <w:t>。</w:t>
       </w:r>
       <w:r>
         <w:rPr>
           <w:rFonts w:hint="eastAsia" w:ascii="Times New Roman" w:hAnsi="Times New Roman" w:eastAsia="SimSun" w:cs="Times New Roman"/>
-          <w:color w:val="1E40AF"/>
         </w:rPr>
         <w:t>写</w:t>
       </w:r>
       <w:r>
         <w:rPr>
           <w:rFonts w:ascii="Times New Roman" w:hAnsi="Times New Roman" w:eastAsia="Times New Roman" w:cs="Times New Roman"/>
-          <w:color w:val="1E40AF"/>
         </w:rPr>
         <w:t xml:space="preserve"> </w:t>
       </w:r>
@@ -17358,21 +17346,18 @@
       <w:r>
         <w:rPr>
           <w:rFonts w:ascii="Times New Roman" w:hAnsi="Times New Roman" w:eastAsia="Times New Roman" w:cs="Times New Roman"/>
-          <w:color w:val="1E40AF"/>
         </w:rPr>
         <w:t xml:space="preserve"> </w:t>
       </w:r>
       <w:r>
         <w:rPr>
           <w:rFonts w:hint="eastAsia" w:ascii="Times New Roman" w:hAnsi="Times New Roman" w:eastAsia="SimSun" w:cs="Times New Roman"/>
-          <w:color w:val="1E40AF"/>
         </w:rPr>
         <w:t xml:space="preserve">的同学往往混淆了磁量子数</w:t>
       </w:r>
       <w:r>
         <w:rPr>
           <w:rFonts w:ascii="Times New Roman" w:hAnsi="Times New Roman" w:eastAsia="Times New Roman" w:cs="Times New Roman"/>
-          <w:color w:val="1E40AF"/>
         </w:rPr>
         <w:t xml:space="preserve"> </w:t>
       </w:r>
@@ -17402,21 +17387,18 @@
       <w:r>
         <w:rPr>
           <w:rFonts w:ascii="Times New Roman" w:hAnsi="Times New Roman" w:eastAsia="Times New Roman" w:cs="Times New Roman"/>
-          <w:color w:val="1E40AF"/>
         </w:rPr>
         <w:t xml:space="preserve"> </w:t>
       </w:r>
       <w:r>
         <w:rPr>
           <w:rFonts w:hint="eastAsia" w:ascii="Times New Roman" w:hAnsi="Times New Roman" w:eastAsia="SimSun" w:cs="Times New Roman"/>
-          <w:color w:val="1E40AF"/>
         </w:rPr>
         <w:t xml:space="preserve">和自旋量子数</w:t>
       </w:r>
       <w:r>
         <w:rPr>
           <w:rFonts w:ascii="Times New Roman" w:hAnsi="Times New Roman" w:eastAsia="Times New Roman" w:cs="Times New Roman"/>
-          <w:color w:val="1E40AF"/>
         </w:rPr>
         <w:t xml:space="preserve"> </w:t>
       </w:r>
@@ -17437,7 +17419,6 @@
       <w:r>
         <w:rPr>
           <w:rFonts w:ascii="Times New Roman" w:hAnsi="Times New Roman" w:eastAsia="Times New Roman" w:cs="Times New Roman"/>
-          <w:color w:val="1E40AF"/>
         </w:rPr>
         <w:t xml:space="preserve">。</w:t>
       </w:r>
@@ -17461,7 +17442,7 @@
               <a:graphicData uri="http://schemas.openxmlformats.org/drawingml/2006/picture">
                 <pic:pic>
                   <pic:nvPicPr>
-                    <pic:cNvPr descr="原子结构讲义/第八讲原子结构（三）_images/8f5e08bb183c8ea7c5518ba3028af8ec1e737823a335797dff6f74e3561530b3.jpg" id="74" name="Picture"/>
+                    <pic:cNvPr descr="06-外部资料导入/原子结构讲义/第八讲原子结构（三）_images/8f5e08bb183c8ea7c5518ba3028af8ec1e737823a335797dff6f74e3561530b3.jpg" id="74" name="Picture"/>
                     <pic:cNvPicPr>
                       <a:picLocks noChangeArrowheads="1" noChangeAspect="1"/>
                     </pic:cNvPicPr>
@@ -17513,7 +17494,7 @@
               <a:graphicData uri="http://schemas.openxmlformats.org/drawingml/2006/picture">
                 <pic:pic>
                   <pic:nvPicPr>
-                    <pic:cNvPr descr="原子结构讲义/第八讲原子结构（三）_images/847b48dba9c4d471cd67931b99914d67fad933d189b7475edc88646a2f92f959.jpg" id="77" name="Picture"/>
+                    <pic:cNvPr descr="06-外部资料导入/原子结构讲义/第八讲原子结构（三）_images/847b48dba9c4d471cd67931b99914d67fad933d189b7475edc88646a2f92f959.jpg" id="77" name="Picture"/>
                     <pic:cNvPicPr>
                       <a:picLocks noChangeArrowheads="1" noChangeAspect="1"/>
                     </pic:cNvPicPr>
@@ -18645,7 +18626,7 @@
               <a:graphicData uri="http://schemas.openxmlformats.org/drawingml/2006/picture">
                 <pic:pic>
                   <pic:nvPicPr>
-                    <pic:cNvPr descr="原子结构讲义/第八讲原子结构（三）_images/e55f1e1b798d06e45d96ce297228ec2fd669a4c09e94a4797a70831e05f6bafa.jpg" id="81" name="Picture"/>
+                    <pic:cNvPr descr="06-外部资料导入/原子结构讲义/第八讲原子结构（三）_images/e55f1e1b798d06e45d96ce297228ec2fd669a4c09e94a4797a70831e05f6bafa.jpg" id="81" name="Picture"/>
                     <pic:cNvPicPr>
                       <a:picLocks noChangeArrowheads="1" noChangeAspect="1"/>
                     </pic:cNvPicPr>
@@ -18697,7 +18678,7 @@
               <a:graphicData uri="http://schemas.openxmlformats.org/drawingml/2006/picture">
                 <pic:pic>
                   <pic:nvPicPr>
-                    <pic:cNvPr descr="原子结构讲义/第八讲原子结构（三）_images/1ca93a07e8e8829414ff839efdd1dd204d9c1d0fd1fce272a38f2d749c5f4dd5.jpg" id="84" name="Picture"/>
+                    <pic:cNvPr descr="06-外部资料导入/原子结构讲义/第八讲原子结构（三）_images/1ca93a07e8e8829414ff839efdd1dd204d9c1d0fd1fce272a38f2d749c5f4dd5.jpg" id="84" name="Picture"/>
                     <pic:cNvPicPr>
                       <a:picLocks noChangeArrowheads="1" noChangeAspect="1"/>
                     </pic:cNvPicPr>
@@ -18749,7 +18730,7 @@
               <a:graphicData uri="http://schemas.openxmlformats.org/drawingml/2006/picture">
                 <pic:pic>
                   <pic:nvPicPr>
-                    <pic:cNvPr descr="原子结构讲义/第八讲原子结构（三）_images/2e209adf1004e2256a6c1775a9d5e1165d59a2de738f903c6800e030c1c6fd85.jpg" id="87" name="Picture"/>
+                    <pic:cNvPr descr="06-外部资料导入/原子结构讲义/第八讲原子结构（三）_images/2e209adf1004e2256a6c1775a9d5e1165d59a2de738f903c6800e030c1c6fd85.jpg" id="87" name="Picture"/>
                     <pic:cNvPicPr>
                       <a:picLocks noChangeArrowheads="1" noChangeAspect="1"/>
                     </pic:cNvPicPr>
@@ -18801,7 +18782,7 @@
               <a:graphicData uri="http://schemas.openxmlformats.org/drawingml/2006/picture">
                 <pic:pic>
                   <pic:nvPicPr>
-                    <pic:cNvPr descr="原子结构讲义/第八讲原子结构（三）_images/7665bcfc27068f5dfb9ab45810cde34dbcd8eb56c139b24d26794d1407356849.jpg" id="90" name="Picture"/>
+                    <pic:cNvPr descr="06-外部资料导入/原子结构讲义/第八讲原子结构（三）_images/7665bcfc27068f5dfb9ab45810cde34dbcd8eb56c139b24d26794d1407356849.jpg" id="90" name="Picture"/>
                     <pic:cNvPicPr>
                       <a:picLocks noChangeArrowheads="1" noChangeAspect="1"/>
                     </pic:cNvPicPr>
@@ -19102,7 +19083,20 @@
         <w:rPr>
           <w:rFonts w:ascii="Times New Roman" w:hAnsi="Times New Roman" w:eastAsia="Times New Roman" w:cs="Times New Roman"/>
         </w:rPr>
-        <w:t xml:space="preserve"> R² </w:t>
+        <w:t xml:space="preserve"> R</w:t>
+      </w:r>
+      <w:r>
+        <w:rPr>
+          <w:rFonts w:ascii="Times New Roman" w:hAnsi="Times New Roman" w:eastAsia="Times New Roman" w:cs="Times New Roman"/>
+          <w:vertAlign w:val="superscript"/>
+        </w:rPr>
+        <w:t>2</w:t>
+      </w:r>
+      <w:r>
+        <w:rPr>
+          <w:rFonts w:ascii="Times New Roman" w:hAnsi="Times New Roman" w:eastAsia="Times New Roman" w:cs="Times New Roman"/>
+        </w:rPr>
+        <w:t xml:space="preserve"> </w:t>
       </w:r>
       <w:r>
         <w:rPr>
@@ -19328,7 +19322,7 @@
               <a:graphicData uri="http://schemas.openxmlformats.org/drawingml/2006/picture">
                 <pic:pic>
                   <pic:nvPicPr>
-                    <pic:cNvPr descr="原子结构讲义/第八讲原子结构（三）_images/933843c99d18c361f63a740e03787655faae719b26c5c5a872b64ac9f60b25dd.jpg" id="93" name="Picture"/>
+                    <pic:cNvPr descr="06-外部资料导入/原子结构讲义/第八讲原子结构（三）_images/933843c99d18c361f63a740e03787655faae719b26c5c5a872b64ac9f60b25dd.jpg" id="93" name="Picture"/>
                     <pic:cNvPicPr>
                       <a:picLocks noChangeArrowheads="1" noChangeAspect="1"/>
                     </pic:cNvPicPr>
@@ -19819,7 +19813,7 @@
               <a:graphicData uri="http://schemas.openxmlformats.org/drawingml/2006/picture">
                 <pic:pic>
                   <pic:nvPicPr>
-                    <pic:cNvPr descr="原子结构讲义/第八讲原子结构（三）_images/ca9040f61f053984faa985d9a7a5940cf7c5117bce48642a8fae601f35934206.jpg" id="96" name="Picture"/>
+                    <pic:cNvPr descr="06-外部资料导入/原子结构讲义/第八讲原子结构（三）_images/ca9040f61f053984faa985d9a7a5940cf7c5117bce48642a8fae601f35934206.jpg" id="96" name="Picture"/>
                     <pic:cNvPicPr>
                       <a:picLocks noChangeArrowheads="1" noChangeAspect="1"/>
                     </pic:cNvPicPr>
@@ -19871,7 +19865,7 @@
               <a:graphicData uri="http://schemas.openxmlformats.org/drawingml/2006/picture">
                 <pic:pic>
                   <pic:nvPicPr>
-                    <pic:cNvPr descr="原子结构讲义/第八讲原子结构（三）_images/351036a67e84055ab9224866767d82e18877caa8dac33aa06ad7576108c6ab78.jpg" id="99" name="Picture"/>
+                    <pic:cNvPr descr="06-外部资料导入/原子结构讲义/第八讲原子结构（三）_images/351036a67e84055ab9224866767d82e18877caa8dac33aa06ad7576108c6ab78.jpg" id="99" name="Picture"/>
                     <pic:cNvPicPr>
                       <a:picLocks noChangeArrowheads="1" noChangeAspect="1"/>
                     </pic:cNvPicPr>
@@ -19923,7 +19917,7 @@
               <a:graphicData uri="http://schemas.openxmlformats.org/drawingml/2006/picture">
                 <pic:pic>
                   <pic:nvPicPr>
-                    <pic:cNvPr descr="原子结构讲义/第八讲原子结构（三）_images/33aeaef8f074054933577cf0db4799005d91ca956b0f165b7258f2ae6fed2e87.jpg" id="102" name="Picture"/>
+                    <pic:cNvPr descr="06-外部资料导入/原子结构讲义/第八讲原子结构（三）_images/33aeaef8f074054933577cf0db4799005d91ca956b0f165b7258f2ae6fed2e87.jpg" id="102" name="Picture"/>
                     <pic:cNvPicPr>
                       <a:picLocks noChangeArrowheads="1" noChangeAspect="1"/>
                     </pic:cNvPicPr>
@@ -20636,7 +20630,7 @@
               <a:graphicData uri="http://schemas.openxmlformats.org/drawingml/2006/picture">
                 <pic:pic>
                   <pic:nvPicPr>
-                    <pic:cNvPr descr="原子结构讲义/第八讲原子结构（三）_images/c2468f88486ca23a97a7b905cc7e9547d2925cd2b4c80b9a688fdcb812ac14a3.jpg" id="105" name="Picture"/>
+                    <pic:cNvPr descr="06-外部资料导入/原子结构讲义/第八讲原子结构（三）_images/c2468f88486ca23a97a7b905cc7e9547d2925cd2b4c80b9a688fdcb812ac14a3.jpg" id="105" name="Picture"/>
                     <pic:cNvPicPr>
                       <a:picLocks noChangeArrowheads="1" noChangeAspect="1"/>
                     </pic:cNvPicPr>
@@ -20976,7 +20970,6 @@
       <w:r>
         <w:rPr>
           <w:rFonts w:hint="eastAsia" w:ascii="Times New Roman" w:hAnsi="Times New Roman" w:eastAsia="SimSun" w:cs="Times New Roman"/>
-          <w:color w:val="1E40AF"/>
         </w:rPr>
         <w:t xml:space="preserve">应用</w:t>
       </w:r>
@@ -21233,7 +21226,6 @@
           <w:rFonts w:hint="eastAsia" w:ascii="Times New Roman" w:hAnsi="Times New Roman" w:eastAsia="SimSun" w:cs="Times New Roman"/>
           <w:b/>
           <w:bCs/>
-          <w:color w:val="1E40AF"/>
         </w:rPr>
         <w:t>易错点</w:t>
       </w:r>
@@ -21242,7 +21234,6 @@
           <w:rFonts w:hint="eastAsia" w:ascii="Times New Roman" w:hAnsi="Times New Roman" w:eastAsia="Times New Roman" w:cs="Times New Roman"/>
           <w:b/>
           <w:bCs/>
-          <w:color w:val="1E40AF"/>
         </w:rPr>
         <w:t>：</w:t>
       </w:r>
@@ -21251,7 +21242,6 @@
           <w:rFonts w:hint="eastAsia" w:ascii="Times New Roman" w:hAnsi="Times New Roman" w:eastAsia="SimSun" w:cs="Times New Roman"/>
           <w:b/>
           <w:bCs/>
-          <w:color w:val="1E40AF"/>
         </w:rPr>
         <w:t>能层模型</w:t>
       </w:r>
@@ -21260,7 +21250,6 @@
           <w:rFonts w:ascii="Times New Roman" w:hAnsi="Times New Roman" w:eastAsia="Times New Roman" w:cs="Times New Roman"/>
           <w:b/>
           <w:bCs/>
-          <w:color w:val="1E40AF"/>
         </w:rPr>
         <w:t xml:space="preserve"> vs </w:t>
       </w:r>
@@ -21269,189 +21258,201 @@
           <w:rFonts w:hint="eastAsia" w:ascii="Times New Roman" w:hAnsi="Times New Roman" w:eastAsia="SimSun" w:cs="Times New Roman"/>
           <w:b/>
           <w:bCs/>
-          <w:color w:val="1E40AF"/>
         </w:rPr>
         <w:t xml:space="preserve">能级模型</w:t>
       </w:r>
       <w:r>
         <w:rPr>
           <w:rFonts w:hint="eastAsia" w:ascii="Times New Roman" w:hAnsi="Times New Roman" w:eastAsia="Times New Roman" w:cs="Times New Roman"/>
-          <w:color w:val="1E40AF"/>
         </w:rPr>
         <w:t>——</w:t>
       </w:r>
       <w:r>
         <w:rPr>
           <w:rFonts w:hint="eastAsia" w:ascii="Times New Roman" w:hAnsi="Times New Roman" w:eastAsia="SimSun" w:cs="Times New Roman"/>
-          <w:color w:val="1E40AF"/>
         </w:rPr>
         <w:t>高中学的</w:t>
       </w:r>
       <w:r>
         <w:rPr>
           <w:rFonts w:ascii="Times New Roman" w:hAnsi="Times New Roman" w:eastAsia="Times New Roman" w:cs="Times New Roman"/>
-          <w:color w:val="1E40AF"/>
         </w:rPr>
         <w:t xml:space="preserve"> K L M N </w:t>
       </w:r>
       <w:r>
         <w:rPr>
           <w:rFonts w:hint="eastAsia" w:ascii="Times New Roman" w:hAnsi="Times New Roman" w:eastAsia="SimSun" w:cs="Times New Roman"/>
-          <w:color w:val="1E40AF"/>
         </w:rPr>
         <w:t>能层</w:t>
       </w:r>
       <w:r>
         <w:rPr>
           <w:rFonts w:hint="eastAsia" w:ascii="Times New Roman" w:hAnsi="Times New Roman" w:eastAsia="Times New Roman" w:cs="Times New Roman"/>
-          <w:color w:val="1E40AF"/>
         </w:rPr>
         <w:t>（</w:t>
       </w:r>
       <w:r>
         <w:rPr>
           <w:rFonts w:hint="eastAsia" w:ascii="Times New Roman" w:hAnsi="Times New Roman" w:eastAsia="Times New Roman" w:cs="Times New Roman"/>
-          <w:color w:val="1E40AF"/>
         </w:rPr>
         <w:t>“</w:t>
       </w:r>
       <w:r>
         <w:rPr>
           <w:rFonts w:hint="eastAsia" w:ascii="Times New Roman" w:hAnsi="Times New Roman" w:eastAsia="SimSun" w:cs="Times New Roman"/>
-          <w:color w:val="1E40AF"/>
         </w:rPr>
         <w:t>第三层最多</w:t>
       </w:r>
       <w:r>
         <w:rPr>
           <w:rFonts w:hint="eastAsia" w:ascii="Times New Roman" w:hAnsi="Times New Roman" w:eastAsia="Times New Roman" w:cs="Times New Roman"/>
-          <w:color w:val="1E40AF"/>
         </w:rPr>
         <w:t>18</w:t>
       </w:r>
       <w:r>
         <w:rPr>
           <w:rFonts w:hint="eastAsia" w:ascii="Times New Roman" w:hAnsi="Times New Roman" w:eastAsia="SimSun" w:cs="Times New Roman"/>
-          <w:color w:val="1E40AF"/>
         </w:rPr>
         <w:t>个电子</w:t>
       </w:r>
       <w:r>
         <w:rPr>
           <w:rFonts w:hint="eastAsia" w:ascii="Times New Roman" w:hAnsi="Times New Roman" w:eastAsia="Times New Roman" w:cs="Times New Roman"/>
-          <w:color w:val="1E40AF"/>
         </w:rPr>
         <w:t>”</w:t>
       </w:r>
       <w:r>
         <w:rPr>
           <w:rFonts w:hint="eastAsia" w:ascii="Times New Roman" w:hAnsi="Times New Roman" w:eastAsia="Times New Roman" w:cs="Times New Roman"/>
-          <w:color w:val="1E40AF"/>
         </w:rPr>
         <w:t>）</w:t>
       </w:r>
       <w:r>
         <w:rPr>
           <w:rFonts w:hint="eastAsia" w:ascii="Times New Roman" w:hAnsi="Times New Roman" w:eastAsia="SimSun" w:cs="Times New Roman"/>
-          <w:color w:val="1E40AF"/>
         </w:rPr>
         <w:t>在竞赛中必须升级为能级语言</w:t>
       </w:r>
       <w:r>
         <w:rPr>
           <w:rFonts w:hint="eastAsia" w:ascii="Times New Roman" w:hAnsi="Times New Roman" w:eastAsia="Times New Roman" w:cs="Times New Roman"/>
-          <w:color w:val="1E40AF"/>
         </w:rPr>
         <w:t>：</w:t>
       </w:r>
       <w:r>
         <w:rPr>
           <w:rFonts w:hint="eastAsia" w:ascii="Times New Roman" w:hAnsi="Times New Roman" w:eastAsia="SimSun" w:cs="Times New Roman"/>
-          <w:color w:val="1E40AF"/>
         </w:rPr>
         <w:t>第三层包含</w:t>
       </w:r>
       <w:r>
         <w:rPr>
           <w:rFonts w:ascii="Times New Roman" w:hAnsi="Times New Roman" w:eastAsia="Times New Roman" w:cs="Times New Roman"/>
-          <w:color w:val="1E40AF"/>
         </w:rPr>
         <w:t xml:space="preserve"> </w:t>
       </w:r>
       <w:r>
         <w:rPr>
           <w:rFonts w:hint="eastAsia" w:ascii="Times New Roman" w:hAnsi="Times New Roman" w:eastAsia="Times New Roman" w:cs="Times New Roman"/>
-          <w:color w:val="1E40AF"/>
-        </w:rPr>
-        <w:t>3s²3p⁶3d¹⁰，</w:t>
-      </w:r>
-      <w:r>
-        <w:rPr>
-          <w:rFonts w:hint="eastAsia" w:ascii="Times New Roman" w:hAnsi="Times New Roman" w:eastAsia="SimSun" w:cs="Times New Roman"/>
-          <w:color w:val="1E40AF"/>
+        </w:rPr>
+        <w:t>3s</w:t>
+      </w:r>
+      <w:r>
+        <w:rPr>
+          <w:rFonts w:hint="eastAsia" w:ascii="Times New Roman" w:hAnsi="Times New Roman" w:eastAsia="Times New Roman" w:cs="Times New Roman"/>
+          <w:vertAlign w:val="superscript"/>
+        </w:rPr>
+        <w:t>2</w:t>
+      </w:r>
+      <w:r>
+        <w:rPr>
+          <w:rFonts w:hint="eastAsia" w:ascii="Times New Roman" w:hAnsi="Times New Roman" w:eastAsia="Times New Roman" w:cs="Times New Roman"/>
+        </w:rPr>
+        <w:t>3p</w:t>
+      </w:r>
+      <w:r>
+        <w:rPr>
+          <w:rFonts w:hint="eastAsia" w:ascii="Times New Roman" w:hAnsi="Times New Roman" w:eastAsia="Times New Roman" w:cs="Times New Roman"/>
+          <w:vertAlign w:val="superscript"/>
+        </w:rPr>
+        <w:t>6</w:t>
+      </w:r>
+      <w:r>
+        <w:rPr>
+          <w:rFonts w:hint="eastAsia" w:ascii="Times New Roman" w:hAnsi="Times New Roman" w:eastAsia="Times New Roman" w:cs="Times New Roman"/>
+        </w:rPr>
+        <w:t>3d</w:t>
+      </w:r>
+      <w:r>
+        <w:rPr>
+          <w:rFonts w:hint="eastAsia" w:ascii="Times New Roman" w:hAnsi="Times New Roman" w:eastAsia="Times New Roman" w:cs="Times New Roman"/>
+          <w:vertAlign w:val="superscript"/>
+        </w:rPr>
+        <w:t>10</w:t>
+      </w:r>
+      <w:r>
+        <w:rPr>
+          <w:rFonts w:hint="eastAsia" w:ascii="Times New Roman" w:hAnsi="Times New Roman" w:eastAsia="Times New Roman" w:cs="Times New Roman"/>
+        </w:rPr>
+        <w:t>，</w:t>
+      </w:r>
+      <w:r>
+        <w:rPr>
+          <w:rFonts w:hint="eastAsia" w:ascii="Times New Roman" w:hAnsi="Times New Roman" w:eastAsia="SimSun" w:cs="Times New Roman"/>
         </w:rPr>
         <w:t>每个能级轨道数不同</w:t>
       </w:r>
       <w:r>
         <w:rPr>
           <w:rFonts w:hint="eastAsia" w:ascii="Times New Roman" w:hAnsi="Times New Roman" w:eastAsia="Times New Roman" w:cs="Times New Roman"/>
-          <w:color w:val="1E40AF"/>
         </w:rPr>
         <w:t>。</w:t>
       </w:r>
       <w:r>
         <w:rPr>
           <w:rFonts w:hint="eastAsia" w:ascii="Times New Roman" w:hAnsi="Times New Roman" w:eastAsia="SimSun" w:cs="Times New Roman"/>
-          <w:color w:val="1E40AF"/>
         </w:rPr>
         <w:t>高中学的</w:t>
       </w:r>
       <w:r>
         <w:rPr>
           <w:rFonts w:hint="eastAsia" w:ascii="Times New Roman" w:hAnsi="Times New Roman" w:eastAsia="Times New Roman" w:cs="Times New Roman"/>
-          <w:color w:val="1E40AF"/>
         </w:rPr>
         <w:t>”</w:t>
       </w:r>
       <w:r>
         <w:rPr>
           <w:rFonts w:hint="eastAsia" w:ascii="Times New Roman" w:hAnsi="Times New Roman" w:eastAsia="SimSun" w:cs="Times New Roman"/>
-          <w:color w:val="1E40AF"/>
         </w:rPr>
         <w:t>对但不够用</w:t>
       </w:r>
       <w:r>
         <w:rPr>
           <w:rFonts w:hint="eastAsia" w:ascii="Times New Roman" w:hAnsi="Times New Roman" w:eastAsia="Times New Roman" w:cs="Times New Roman"/>
-          <w:color w:val="1E40AF"/>
         </w:rPr>
         <w:t>”——</w:t>
       </w:r>
       <w:r>
         <w:rPr>
           <w:rFonts w:hint="eastAsia" w:ascii="Times New Roman" w:hAnsi="Times New Roman" w:eastAsia="SimSun" w:cs="Times New Roman"/>
-          <w:color w:val="1E40AF"/>
         </w:rPr>
         <w:t>竞赛要用能级</w:t>
       </w:r>
       <w:r>
         <w:rPr>
           <w:rFonts w:hint="eastAsia" w:ascii="Times New Roman" w:hAnsi="Times New Roman" w:eastAsia="Times New Roman" w:cs="Times New Roman"/>
-          <w:color w:val="1E40AF"/>
         </w:rPr>
         <w:t>+</w:t>
       </w:r>
       <w:r>
         <w:rPr>
           <w:rFonts w:hint="eastAsia" w:ascii="Times New Roman" w:hAnsi="Times New Roman" w:eastAsia="SimSun" w:cs="Times New Roman"/>
-          <w:color w:val="1E40AF"/>
         </w:rPr>
         <w:t>轨道描述电子状态</w:t>
       </w:r>
       <w:r>
         <w:rPr>
           <w:rFonts w:hint="eastAsia" w:ascii="Times New Roman" w:hAnsi="Times New Roman" w:eastAsia="Times New Roman" w:cs="Times New Roman"/>
-          <w:color w:val="1E40AF"/>
         </w:rPr>
         <w:t>。</w:t>
       </w:r>
@@ -22311,7 +22312,7 @@
               <a:graphicData uri="http://schemas.openxmlformats.org/drawingml/2006/picture">
                 <pic:pic>
                   <pic:nvPicPr>
-                    <pic:cNvPr descr="原子结构讲义/第八讲原子结构（三）_images/96cb1aaa12721f8b537b0d27534e43a81a68633bdd007579daaaefe75962e61c.jpg" id="110" name="Picture"/>
+                    <pic:cNvPr descr="06-外部资料导入/原子结构讲义/第八讲原子结构（三）_images/96cb1aaa12721f8b537b0d27534e43a81a68633bdd007579daaaefe75962e61c.jpg" id="110" name="Picture"/>
                     <pic:cNvPicPr>
                       <a:picLocks noChangeArrowheads="1" noChangeAspect="1"/>
                     </pic:cNvPicPr>
@@ -24173,7 +24174,7 @@
               <a:graphicData uri="http://schemas.openxmlformats.org/drawingml/2006/picture">
                 <pic:pic>
                   <pic:nvPicPr>
-                    <pic:cNvPr descr="原子结构讲义/第八讲原子结构（三）_images/3300aec8915cd8290a37ea226776ee40f3d17e44715c1354549e372e24d91747.jpg" id="117" name="Picture"/>
+                    <pic:cNvPr descr="06-外部资料导入/原子结构讲义/第八讲原子结构（三）_images/3300aec8915cd8290a37ea226776ee40f3d17e44715c1354549e372e24d91747.jpg" id="117" name="Picture"/>
                     <pic:cNvPicPr>
                       <a:picLocks noChangeArrowheads="1" noChangeAspect="1"/>
                     </pic:cNvPicPr>
@@ -24237,7 +24238,7 @@
               <a:graphicData uri="http://schemas.openxmlformats.org/drawingml/2006/picture">
                 <pic:pic>
                   <pic:nvPicPr>
-                    <pic:cNvPr descr="原子结构讲义/第八讲原子结构（三）_images/5bbbec3e3eff5c12701862141c53ac11e08d243141abacadfb51340fd0193440.jpg" id="120" name="Picture"/>
+                    <pic:cNvPr descr="06-外部资料导入/原子结构讲义/第八讲原子结构（三）_images/5bbbec3e3eff5c12701862141c53ac11e08d243141abacadfb51340fd0193440.jpg" id="120" name="Picture"/>
                     <pic:cNvPicPr>
                       <a:picLocks noChangeArrowheads="1" noChangeAspect="1"/>
                     </pic:cNvPicPr>
@@ -25156,7 +25157,7 @@
               <a:graphicData uri="http://schemas.openxmlformats.org/drawingml/2006/picture">
                 <pic:pic>
                   <pic:nvPicPr>
-                    <pic:cNvPr descr="原子结构讲义/第八讲原子结构（三）_images/24a30edc298e3f645eb4982b7f0e535799f2b6d5b24338e9181d839e9c13f41b.jpg" id="124" name="Picture"/>
+                    <pic:cNvPr descr="06-外部资料导入/原子结构讲义/第八讲原子结构（三）_images/24a30edc298e3f645eb4982b7f0e535799f2b6d5b24338e9181d839e9c13f41b.jpg" id="124" name="Picture"/>
                     <pic:cNvPicPr>
                       <a:picLocks noChangeArrowheads="1" noChangeAspect="1"/>
                     </pic:cNvPicPr>
@@ -25697,14 +25698,12 @@
           <w:rFonts w:hint="eastAsia" w:ascii="Times New Roman" w:hAnsi="Times New Roman" w:eastAsia="SimSun" w:cs="Times New Roman"/>
           <w:b/>
           <w:bCs/>
-          <w:color w:val="1E40AF"/>
         </w:rPr>
         <w:t xml:space="preserve">易错点</w:t>
       </w:r>
       <w:r>
         <w:rPr>
           <w:rFonts w:hint="eastAsia" w:ascii="Times New Roman" w:hAnsi="Times New Roman" w:eastAsia="Times New Roman" w:cs="Times New Roman"/>
-          <w:color w:val="1E40AF"/>
         </w:rPr>
         <w:t xml:space="preserve">：</w:t>
       </w:r>
@@ -25734,35 +25733,30 @@
       <w:r>
         <w:rPr>
           <w:rFonts w:ascii="Times New Roman" w:hAnsi="Times New Roman" w:eastAsia="Times New Roman" w:cs="Times New Roman"/>
-          <w:color w:val="1E40AF"/>
         </w:rPr>
         <w:t xml:space="preserve"> </w:t>
       </w:r>
       <w:r>
         <w:rPr>
           <w:rFonts w:hint="eastAsia" w:ascii="Times New Roman" w:hAnsi="Times New Roman" w:eastAsia="SimSun" w:cs="Times New Roman"/>
-          <w:color w:val="1E40AF"/>
         </w:rPr>
         <w:t>不允许</w:t>
       </w:r>
       <w:r>
         <w:rPr>
           <w:rFonts w:hint="eastAsia" w:ascii="Times New Roman" w:hAnsi="Times New Roman" w:eastAsia="Times New Roman" w:cs="Times New Roman"/>
-          <w:color w:val="1E40AF"/>
         </w:rPr>
         <w:t>！</w:t>
       </w:r>
       <w:r>
         <w:rPr>
           <w:rFonts w:hint="eastAsia" w:ascii="Times New Roman" w:hAnsi="Times New Roman" w:eastAsia="SimSun" w:cs="Times New Roman"/>
-          <w:color w:val="1E40AF"/>
         </w:rPr>
         <w:t>写</w:t>
       </w:r>
       <w:r>
         <w:rPr>
           <w:rFonts w:ascii="Times New Roman" w:hAnsi="Times New Roman" w:eastAsia="Times New Roman" w:cs="Times New Roman"/>
-          <w:color w:val="1E40AF"/>
         </w:rPr>
         <w:t xml:space="preserve"> </w:t>
       </w:r>
@@ -25792,21 +25786,18 @@
       <w:r>
         <w:rPr>
           <w:rFonts w:ascii="Times New Roman" w:hAnsi="Times New Roman" w:eastAsia="Times New Roman" w:cs="Times New Roman"/>
-          <w:color w:val="1E40AF"/>
         </w:rPr>
         <w:t xml:space="preserve"> </w:t>
       </w:r>
       <w:r>
         <w:rPr>
           <w:rFonts w:hint="eastAsia" w:ascii="Times New Roman" w:hAnsi="Times New Roman" w:eastAsia="SimSun" w:cs="Times New Roman"/>
-          <w:color w:val="1E40AF"/>
         </w:rPr>
         <w:t xml:space="preserve">的同学往往混淆了磁量子数</w:t>
       </w:r>
       <w:r>
         <w:rPr>
           <w:rFonts w:ascii="Times New Roman" w:hAnsi="Times New Roman" w:eastAsia="Times New Roman" w:cs="Times New Roman"/>
-          <w:color w:val="1E40AF"/>
         </w:rPr>
         <w:t xml:space="preserve"> </w:t>
       </w:r>
@@ -25836,21 +25827,18 @@
       <w:r>
         <w:rPr>
           <w:rFonts w:ascii="Times New Roman" w:hAnsi="Times New Roman" w:eastAsia="Times New Roman" w:cs="Times New Roman"/>
-          <w:color w:val="1E40AF"/>
         </w:rPr>
         <w:t xml:space="preserve"> </w:t>
       </w:r>
       <w:r>
         <w:rPr>
           <w:rFonts w:hint="eastAsia" w:ascii="Times New Roman" w:hAnsi="Times New Roman" w:eastAsia="SimSun" w:cs="Times New Roman"/>
-          <w:color w:val="1E40AF"/>
         </w:rPr>
         <w:t xml:space="preserve">和自旋量子数</w:t>
       </w:r>
       <w:r>
         <w:rPr>
           <w:rFonts w:ascii="Times New Roman" w:hAnsi="Times New Roman" w:eastAsia="Times New Roman" w:cs="Times New Roman"/>
-          <w:color w:val="1E40AF"/>
         </w:rPr>
         <w:t xml:space="preserve"> </w:t>
       </w:r>
@@ -25871,7 +25859,6 @@
       <w:r>
         <w:rPr>
           <w:rFonts w:ascii="Times New Roman" w:hAnsi="Times New Roman" w:eastAsia="Times New Roman" w:cs="Times New Roman"/>
-          <w:color w:val="1E40AF"/>
         </w:rPr>
         <w:t xml:space="preserve">。</w:t>
       </w:r>
@@ -26333,7 +26320,27 @@
         <w:rPr>
           <w:rFonts w:hint="eastAsia" w:ascii="Times New Roman" w:hAnsi="Times New Roman" w:eastAsia="Times New Roman" w:cs="Times New Roman"/>
         </w:rPr>
-        <w:t>4s¹3d⁵</w:t>
+        <w:t>4s</w:t>
+      </w:r>
+      <w:r>
+        <w:rPr>
+          <w:rFonts w:hint="eastAsia" w:ascii="Times New Roman" w:hAnsi="Times New Roman" w:eastAsia="Times New Roman" w:cs="Times New Roman"/>
+          <w:vertAlign w:val="superscript"/>
+        </w:rPr>
+        <w:t>1</w:t>
+      </w:r>
+      <w:r>
+        <w:rPr>
+          <w:rFonts w:hint="eastAsia" w:ascii="Times New Roman" w:hAnsi="Times New Roman" w:eastAsia="Times New Roman" w:cs="Times New Roman"/>
+        </w:rPr>
+        <w:t>3d</w:t>
+      </w:r>
+      <w:r>
+        <w:rPr>
+          <w:rFonts w:hint="eastAsia" w:ascii="Times New Roman" w:hAnsi="Times New Roman" w:eastAsia="Times New Roman" w:cs="Times New Roman"/>
+          <w:vertAlign w:val="superscript"/>
+        </w:rPr>
+        <w:t>5</w:t>
       </w:r>
       <w:r>
         <w:rPr>
@@ -26345,7 +26352,33 @@
         <w:rPr>
           <w:rFonts w:hint="eastAsia" w:ascii="Times New Roman" w:hAnsi="Times New Roman" w:eastAsia="Times New Roman" w:cs="Times New Roman"/>
         </w:rPr>
-        <w:t>4s²3d⁴。</w:t>
+        <w:t>4s</w:t>
+      </w:r>
+      <w:r>
+        <w:rPr>
+          <w:rFonts w:hint="eastAsia" w:ascii="Times New Roman" w:hAnsi="Times New Roman" w:eastAsia="Times New Roman" w:cs="Times New Roman"/>
+          <w:vertAlign w:val="superscript"/>
+        </w:rPr>
+        <w:t>2</w:t>
+      </w:r>
+      <w:r>
+        <w:rPr>
+          <w:rFonts w:hint="eastAsia" w:ascii="Times New Roman" w:hAnsi="Times New Roman" w:eastAsia="Times New Roman" w:cs="Times New Roman"/>
+        </w:rPr>
+        <w:t>3d</w:t>
+      </w:r>
+      <w:r>
+        <w:rPr>
+          <w:rFonts w:hint="eastAsia" w:ascii="Times New Roman" w:hAnsi="Times New Roman" w:eastAsia="Times New Roman" w:cs="Times New Roman"/>
+          <w:vertAlign w:val="superscript"/>
+        </w:rPr>
+        <w:t>4</w:t>
+      </w:r>
+      <w:r>
+        <w:rPr>
+          <w:rFonts w:hint="eastAsia" w:ascii="Times New Roman" w:hAnsi="Times New Roman" w:eastAsia="Times New Roman" w:cs="Times New Roman"/>
+        </w:rPr>
+        <w:t>。</w:t>
       </w:r>
     </w:p>
     <w:p>
@@ -26357,7 +26390,6 @@
           <w:rFonts w:hint="eastAsia" w:ascii="Times New Roman" w:hAnsi="Times New Roman" w:eastAsia="SimSun" w:cs="Times New Roman"/>
           <w:b/>
           <w:bCs/>
-          <w:color w:val="1E40AF"/>
         </w:rPr>
         <w:t>易错点</w:t>
       </w:r>
@@ -26366,7 +26398,6 @@
           <w:rFonts w:hint="eastAsia" w:ascii="Times New Roman" w:hAnsi="Times New Roman" w:eastAsia="Times New Roman" w:cs="Times New Roman"/>
           <w:b/>
           <w:bCs/>
-          <w:color w:val="1E40AF"/>
         </w:rPr>
         <w:t>：</w:t>
       </w:r>
@@ -26375,7 +26406,6 @@
           <w:rFonts w:hint="eastAsia" w:ascii="Times New Roman" w:hAnsi="Times New Roman" w:eastAsia="SimSun" w:cs="Times New Roman"/>
           <w:b/>
           <w:bCs/>
-          <w:color w:val="1E40AF"/>
         </w:rPr>
         <w:t>填充顺序</w:t>
       </w:r>
@@ -26384,7 +26414,6 @@
           <w:rFonts w:hint="eastAsia" w:ascii="Times New Roman" w:hAnsi="Times New Roman" w:eastAsia="Times New Roman" w:cs="Times New Roman"/>
           <w:b/>
           <w:bCs/>
-          <w:color w:val="1E40AF"/>
         </w:rPr>
         <w:t>≠</w:t>
       </w:r>
@@ -26393,112 +26422,122 @@
           <w:rFonts w:hint="eastAsia" w:ascii="Times New Roman" w:hAnsi="Times New Roman" w:eastAsia="SimSun" w:cs="Times New Roman"/>
           <w:b/>
           <w:bCs/>
-          <w:color w:val="1E40AF"/>
         </w:rPr>
         <w:t>失电子顺序</w:t>
       </w:r>
       <w:r>
         <w:rPr>
           <w:rFonts w:ascii="Times New Roman" w:hAnsi="Times New Roman" w:eastAsia="Times New Roman" w:cs="Times New Roman"/>
-          <w:color w:val="1E40AF"/>
         </w:rPr>
         <w:t xml:space="preserve">——4s </w:t>
       </w:r>
       <w:r>
         <w:rPr>
           <w:rFonts w:hint="eastAsia" w:ascii="Times New Roman" w:hAnsi="Times New Roman" w:eastAsia="SimSun" w:cs="Times New Roman"/>
-          <w:color w:val="1E40AF"/>
         </w:rPr>
         <w:t xml:space="preserve">先于</w:t>
       </w:r>
       <w:r>
         <w:rPr>
           <w:rFonts w:ascii="Times New Roman" w:hAnsi="Times New Roman" w:eastAsia="Times New Roman" w:cs="Times New Roman"/>
-          <w:color w:val="1E40AF"/>
         </w:rPr>
         <w:t xml:space="preserve"> 3d </w:t>
       </w:r>
       <w:r>
         <w:rPr>
           <w:rFonts w:hint="eastAsia" w:ascii="Times New Roman" w:hAnsi="Times New Roman" w:eastAsia="SimSun" w:cs="Times New Roman"/>
-          <w:color w:val="1E40AF"/>
         </w:rPr>
         <w:t>填充</w:t>
       </w:r>
       <w:r>
         <w:rPr>
           <w:rFonts w:hint="eastAsia" w:ascii="Times New Roman" w:hAnsi="Times New Roman" w:eastAsia="Times New Roman" w:cs="Times New Roman"/>
-          <w:color w:val="1E40AF"/>
         </w:rPr>
         <w:t>，</w:t>
       </w:r>
       <w:r>
         <w:rPr>
           <w:rFonts w:hint="eastAsia" w:ascii="Times New Roman" w:hAnsi="Times New Roman" w:eastAsia="SimSun" w:cs="Times New Roman"/>
-          <w:color w:val="1E40AF"/>
         </w:rPr>
         <w:t>所以写电子排布时</w:t>
       </w:r>
       <w:r>
         <w:rPr>
           <w:rFonts w:ascii="Times New Roman" w:hAnsi="Times New Roman" w:eastAsia="Times New Roman" w:cs="Times New Roman"/>
-          <w:color w:val="1E40AF"/>
         </w:rPr>
         <w:t xml:space="preserve"> 4s </w:t>
       </w:r>
       <w:r>
         <w:rPr>
           <w:rFonts w:hint="eastAsia" w:ascii="Times New Roman" w:hAnsi="Times New Roman" w:eastAsia="SimSun" w:cs="Times New Roman"/>
-          <w:color w:val="1E40AF"/>
         </w:rPr>
         <w:t xml:space="preserve">写在</w:t>
       </w:r>
       <w:r>
         <w:rPr>
           <w:rFonts w:ascii="Times New Roman" w:hAnsi="Times New Roman" w:eastAsia="Times New Roman" w:cs="Times New Roman"/>
-          <w:color w:val="1E40AF"/>
         </w:rPr>
         <w:t xml:space="preserve"> 3d </w:t>
       </w:r>
       <w:r>
         <w:rPr>
           <w:rFonts w:hint="eastAsia" w:ascii="Times New Roman" w:hAnsi="Times New Roman" w:eastAsia="SimSun" w:cs="Times New Roman"/>
-          <w:color w:val="1E40AF"/>
         </w:rPr>
         <w:t>前面</w:t>
       </w:r>
       <w:r>
         <w:rPr>
           <w:rFonts w:hint="eastAsia" w:ascii="Times New Roman" w:hAnsi="Times New Roman" w:eastAsia="Times New Roman" w:cs="Times New Roman"/>
-          <w:color w:val="1E40AF"/>
         </w:rPr>
         <w:t>（</w:t>
       </w:r>
       <w:r>
         <w:rPr>
           <w:rFonts w:hint="eastAsia" w:ascii="Times New Roman" w:hAnsi="Times New Roman" w:eastAsia="SimSun" w:cs="Times New Roman"/>
-          <w:color w:val="1E40AF"/>
         </w:rPr>
         <w:t>如</w:t>
       </w:r>
       <w:r>
         <w:rPr>
           <w:rFonts w:ascii="Times New Roman" w:hAnsi="Times New Roman" w:eastAsia="Times New Roman" w:cs="Times New Roman"/>
-          <w:color w:val="1E40AF"/>
         </w:rPr>
         <w:t xml:space="preserve"> Fe: </w:t>
       </w:r>
       <w:r>
         <w:rPr>
           <w:rFonts w:hint="eastAsia" w:ascii="Times New Roman" w:hAnsi="Times New Roman" w:eastAsia="Times New Roman" w:cs="Times New Roman"/>
-          <w:color w:val="1E40AF"/>
-        </w:rPr>
-        <w:t>[Ar]4s²3d⁶）。</w:t>
-      </w:r>
-      <w:r>
-        <w:rPr>
-          <w:rFonts w:hint="eastAsia" w:ascii="Times New Roman" w:hAnsi="Times New Roman" w:eastAsia="SimSun" w:cs="Times New Roman"/>
-          <w:color w:val="1E40AF"/>
+        </w:rPr>
+        <w:t>[Ar]4s</w:t>
+      </w:r>
+      <w:r>
+        <w:rPr>
+          <w:rFonts w:hint="eastAsia" w:ascii="Times New Roman" w:hAnsi="Times New Roman" w:eastAsia="Times New Roman" w:cs="Times New Roman"/>
+          <w:vertAlign w:val="superscript"/>
+        </w:rPr>
+        <w:t>2</w:t>
+      </w:r>
+      <w:r>
+        <w:rPr>
+          <w:rFonts w:hint="eastAsia" w:ascii="Times New Roman" w:hAnsi="Times New Roman" w:eastAsia="Times New Roman" w:cs="Times New Roman"/>
+        </w:rPr>
+        <w:t>3d</w:t>
+      </w:r>
+      <w:r>
+        <w:rPr>
+          <w:rFonts w:hint="eastAsia" w:ascii="Times New Roman" w:hAnsi="Times New Roman" w:eastAsia="Times New Roman" w:cs="Times New Roman"/>
+          <w:vertAlign w:val="superscript"/>
+        </w:rPr>
+        <w:t>6</w:t>
+      </w:r>
+      <w:r>
+        <w:rPr>
+          <w:rFonts w:hint="eastAsia" w:ascii="Times New Roman" w:hAnsi="Times New Roman" w:eastAsia="Times New Roman" w:cs="Times New Roman"/>
+        </w:rPr>
+        <w:t>）。</w:t>
+      </w:r>
+      <w:r>
+        <w:rPr>
+          <w:rFonts w:hint="eastAsia" w:ascii="Times New Roman" w:hAnsi="Times New Roman" w:eastAsia="SimSun" w:cs="Times New Roman"/>
         </w:rPr>
         <w:t>但</w:t>
       </w:r>
@@ -26507,7 +26546,6 @@
           <w:rFonts w:hint="eastAsia" w:ascii="Times New Roman" w:hAnsi="Times New Roman" w:eastAsia="SimSun" w:cs="Times New Roman"/>
           <w:b/>
           <w:bCs/>
-          <w:color w:val="1E40AF"/>
         </w:rPr>
         <w:t xml:space="preserve">失电子时先失</w:t>
       </w:r>
@@ -26516,7 +26554,6 @@
           <w:rFonts w:ascii="Times New Roman" w:hAnsi="Times New Roman" w:eastAsia="Times New Roman" w:cs="Times New Roman"/>
           <w:b/>
           <w:bCs/>
-          <w:color w:val="1E40AF"/>
         </w:rPr>
         <w:t xml:space="preserve"> 4s </w:t>
       </w:r>
@@ -26525,133 +26562,114 @@
           <w:rFonts w:hint="eastAsia" w:ascii="Times New Roman" w:hAnsi="Times New Roman" w:eastAsia="SimSun" w:cs="Times New Roman"/>
           <w:b/>
           <w:bCs/>
-          <w:color w:val="1E40AF"/>
         </w:rPr>
         <w:t xml:space="preserve">电子</w:t>
       </w:r>
       <w:r>
         <w:rPr>
           <w:rFonts w:hint="eastAsia" w:ascii="Times New Roman" w:hAnsi="Times New Roman" w:eastAsia="Times New Roman" w:cs="Times New Roman"/>
-          <w:color w:val="1E40AF"/>
         </w:rPr>
         <w:t>，</w:t>
       </w:r>
       <w:r>
         <w:rPr>
           <w:rFonts w:hint="eastAsia" w:ascii="Times New Roman" w:hAnsi="Times New Roman" w:eastAsia="SimSun" w:cs="Times New Roman"/>
-          <w:color w:val="1E40AF"/>
         </w:rPr>
         <w:t>因为</w:t>
       </w:r>
       <w:r>
         <w:rPr>
           <w:rFonts w:ascii="Times New Roman" w:hAnsi="Times New Roman" w:eastAsia="Times New Roman" w:cs="Times New Roman"/>
-          <w:color w:val="1E40AF"/>
         </w:rPr>
         <w:t xml:space="preserve"> 4s </w:t>
       </w:r>
       <w:r>
         <w:rPr>
           <w:rFonts w:hint="eastAsia" w:ascii="Times New Roman" w:hAnsi="Times New Roman" w:eastAsia="SimSun" w:cs="Times New Roman"/>
-          <w:color w:val="1E40AF"/>
         </w:rPr>
         <w:t>电子离核更远</w:t>
       </w:r>
       <w:r>
         <w:rPr>
           <w:rFonts w:hint="eastAsia" w:ascii="Times New Roman" w:hAnsi="Times New Roman" w:eastAsia="Times New Roman" w:cs="Times New Roman"/>
-          <w:color w:val="1E40AF"/>
         </w:rPr>
         <w:t>。</w:t>
       </w:r>
       <w:r>
         <w:rPr>
           <w:rFonts w:hint="eastAsia" w:ascii="Times New Roman" w:hAnsi="Times New Roman" w:eastAsia="SimSun" w:cs="Times New Roman"/>
-          <w:color w:val="1E40AF"/>
         </w:rPr>
         <w:t>类比</w:t>
       </w:r>
       <w:r>
         <w:rPr>
           <w:rFonts w:hint="eastAsia" w:ascii="Times New Roman" w:hAnsi="Times New Roman" w:eastAsia="Times New Roman" w:cs="Times New Roman"/>
-          <w:color w:val="1E40AF"/>
         </w:rPr>
         <w:t>「</w:t>
       </w:r>
       <w:r>
         <w:rPr>
           <w:rFonts w:hint="eastAsia" w:ascii="Times New Roman" w:hAnsi="Times New Roman" w:eastAsia="SimSun" w:cs="Times New Roman"/>
-          <w:color w:val="1E40AF"/>
         </w:rPr>
         <w:t>酒店大堂</w:t>
       </w:r>
       <w:r>
         <w:rPr>
           <w:rFonts w:hint="eastAsia" w:ascii="Times New Roman" w:hAnsi="Times New Roman" w:eastAsia="Times New Roman" w:cs="Times New Roman"/>
-          <w:color w:val="1E40AF"/>
         </w:rPr>
         <w:t>」——</w:t>
       </w:r>
       <w:r>
         <w:rPr>
           <w:rFonts w:hint="eastAsia" w:ascii="Times New Roman" w:hAnsi="Times New Roman" w:eastAsia="SimSun" w:cs="Times New Roman"/>
-          <w:color w:val="1E40AF"/>
         </w:rPr>
         <w:t>入住时先到大堂</w:t>
       </w:r>
       <w:r>
         <w:rPr>
           <w:rFonts w:hint="eastAsia" w:ascii="Times New Roman" w:hAnsi="Times New Roman" w:eastAsia="Times New Roman" w:cs="Times New Roman"/>
-          <w:color w:val="1E40AF"/>
         </w:rPr>
         <w:t>(4s)</w:t>
       </w:r>
       <w:r>
         <w:rPr>
           <w:rFonts w:hint="eastAsia" w:ascii="Times New Roman" w:hAnsi="Times New Roman" w:eastAsia="SimSun" w:cs="Times New Roman"/>
-          <w:color w:val="1E40AF"/>
         </w:rPr>
         <w:t>再到房间</w:t>
       </w:r>
       <w:r>
         <w:rPr>
           <w:rFonts w:hint="eastAsia" w:ascii="Times New Roman" w:hAnsi="Times New Roman" w:eastAsia="Times New Roman" w:cs="Times New Roman"/>
-          <w:color w:val="1E40AF"/>
         </w:rPr>
         <w:t>(3d)，</w:t>
       </w:r>
       <w:r>
         <w:rPr>
           <w:rFonts w:hint="eastAsia" w:ascii="Times New Roman" w:hAnsi="Times New Roman" w:eastAsia="SimSun" w:cs="Times New Roman"/>
-          <w:color w:val="1E40AF"/>
         </w:rPr>
         <w:t>退房时也从大堂走</w:t>
       </w:r>
       <w:r>
         <w:rPr>
           <w:rFonts w:hint="eastAsia" w:ascii="Times New Roman" w:hAnsi="Times New Roman" w:eastAsia="Times New Roman" w:cs="Times New Roman"/>
-          <w:color w:val="1E40AF"/>
         </w:rPr>
         <w:t>（</w:t>
       </w:r>
       <w:r>
         <w:rPr>
           <w:rFonts w:hint="eastAsia" w:ascii="Times New Roman" w:hAnsi="Times New Roman" w:eastAsia="SimSun" w:cs="Times New Roman"/>
-          <w:color w:val="1E40AF"/>
         </w:rPr>
         <w:t>先失</w:t>
       </w:r>
       <w:r>
         <w:rPr>
           <w:rFonts w:ascii="Times New Roman" w:hAnsi="Times New Roman" w:eastAsia="Times New Roman" w:cs="Times New Roman"/>
-          <w:color w:val="1E40AF"/>
         </w:rPr>
         <w:t xml:space="preserve"> </w:t>
       </w:r>
       <w:r>
         <w:rPr>
           <w:rFonts w:hint="eastAsia" w:ascii="Times New Roman" w:hAnsi="Times New Roman" w:eastAsia="Times New Roman" w:cs="Times New Roman"/>
-          <w:color w:val="1E40AF"/>
         </w:rPr>
         <w:t xml:space="preserve">4s）。</w:t>
       </w:r>
@@ -27609,7 +27627,27 @@
               <w:rPr>
                 <w:rFonts w:hint="eastAsia" w:ascii="Times New Roman" w:hAnsi="Times New Roman" w:eastAsia="Times New Roman" w:cs="Times New Roman"/>
               </w:rPr>
-              <w:t xml:space="preserve">____（⁴₂He）</w:t>
+              <w:t>____（</w:t>
+            </w:r>
+            <w:r>
+              <w:rPr>
+                <w:rFonts w:hint="eastAsia" w:ascii="Times New Roman" w:hAnsi="Times New Roman" w:eastAsia="Times New Roman" w:cs="Times New Roman"/>
+                <w:vertAlign w:val="superscript"/>
+              </w:rPr>
+              <w:t>4</w:t>
+            </w:r>
+            <w:r>
+              <w:rPr>
+                <w:rFonts w:hint="eastAsia" w:ascii="Times New Roman" w:hAnsi="Times New Roman" w:eastAsia="Times New Roman" w:cs="Times New Roman"/>
+                <w:vertAlign w:val="subscript"/>
+              </w:rPr>
+              <w:t>2</w:t>
+            </w:r>
+            <w:r>
+              <w:rPr>
+                <w:rFonts w:hint="eastAsia" w:ascii="Times New Roman" w:hAnsi="Times New Roman" w:eastAsia="Times New Roman" w:cs="Times New Roman"/>
+              </w:rPr>
+              <w:t>He）</w:t>
             </w:r>
           </w:p>
         </w:tc>
@@ -31645,7 +31683,20 @@
         <w:rPr>
           <w:rFonts w:ascii="Times New Roman" w:hAnsi="Times New Roman" w:eastAsia="Times New Roman" w:cs="Times New Roman"/>
         </w:rPr>
-        <w:t xml:space="preserve"> XO₄ , </w:t>
+        <w:t xml:space="preserve"> XO</w:t>
+      </w:r>
+      <w:r>
+        <w:rPr>
+          <w:rFonts w:ascii="Times New Roman" w:hAnsi="Times New Roman" w:eastAsia="Times New Roman" w:cs="Times New Roman"/>
+          <w:vertAlign w:val="subscript"/>
+        </w:rPr>
+        <w:t>4</w:t>
+      </w:r>
+      <w:r>
+        <w:rPr>
+          <w:rFonts w:ascii="Times New Roman" w:hAnsi="Times New Roman" w:eastAsia="Times New Roman" w:cs="Times New Roman"/>
+        </w:rPr>
+        <w:t xml:space="preserve"> , </w:t>
       </w:r>
       <w:r>
         <w:rPr>
@@ -34199,7 +34250,20 @@
               <w:rPr>
                 <w:rFonts w:ascii="Times New Roman" w:hAnsi="Times New Roman" w:eastAsia="Times New Roman" w:cs="Times New Roman"/>
               </w:rPr>
-              <w:t xml:space="preserve">-13.6/n² (eV)</w:t>
+              <w:t>-13.6/n</w:t>
+            </w:r>
+            <w:r>
+              <w:rPr>
+                <w:rFonts w:ascii="Times New Roman" w:hAnsi="Times New Roman" w:eastAsia="Times New Roman" w:cs="Times New Roman"/>
+                <w:vertAlign w:val="superscript"/>
+              </w:rPr>
+              <w:t>2</w:t>
+            </w:r>
+            <w:r>
+              <w:rPr>
+                <w:rFonts w:ascii="Times New Roman" w:hAnsi="Times New Roman" w:eastAsia="Times New Roman" w:cs="Times New Roman"/>
+              </w:rPr>
+              <w:t xml:space="preserve"> (eV)</w:t>
             </w:r>
           </w:p>
         </w:tc>
@@ -34252,7 +34316,20 @@
               <w:rPr>
                 <w:rFonts w:ascii="Times New Roman" w:hAnsi="Times New Roman" w:eastAsia="Times New Roman" w:cs="Times New Roman"/>
               </w:rPr>
-              <w:t xml:space="preserve">52.9n² (pm)</w:t>
+              <w:t>52.9n</w:t>
+            </w:r>
+            <w:r>
+              <w:rPr>
+                <w:rFonts w:ascii="Times New Roman" w:hAnsi="Times New Roman" w:eastAsia="Times New Roman" w:cs="Times New Roman"/>
+                <w:vertAlign w:val="superscript"/>
+              </w:rPr>
+              <w:t>2</w:t>
+            </w:r>
+            <w:r>
+              <w:rPr>
+                <w:rFonts w:ascii="Times New Roman" w:hAnsi="Times New Roman" w:eastAsia="Times New Roman" w:cs="Times New Roman"/>
+              </w:rPr>
+              <w:t xml:space="preserve"> (pm)</w:t>
             </w:r>
           </w:p>
         </w:tc>
@@ -34776,7 +34853,14 @@
               <w:rPr>
                 <w:rFonts w:ascii="Times New Roman" w:hAnsi="Times New Roman" w:eastAsia="Times New Roman" w:cs="Times New Roman"/>
               </w:rPr>
-              <w:t xml:space="preserve">cm⁻¹</w:t>
+              <w:t>cm</w:t>
+            </w:r>
+            <w:r>
+              <w:rPr>
+                <w:rFonts w:ascii="Times New Roman" w:hAnsi="Times New Roman" w:eastAsia="Times New Roman" w:cs="Times New Roman"/>
+                <w:vertAlign w:val="superscript"/>
+              </w:rPr>
+              <w:t>-1</w:t>
             </w:r>
           </w:p>
         </w:tc>
@@ -35065,7 +35149,20 @@
               <w:rPr>
                 <w:rFonts w:ascii="Times New Roman" w:hAnsi="Times New Roman" w:eastAsia="Times New Roman" w:cs="Times New Roman"/>
               </w:rPr>
-              <w:t xml:space="preserve">6.626×10⁻³⁴ J·s</w:t>
+              <w:t>6.626×10</w:t>
+            </w:r>
+            <w:r>
+              <w:rPr>
+                <w:rFonts w:ascii="Times New Roman" w:hAnsi="Times New Roman" w:eastAsia="Times New Roman" w:cs="Times New Roman"/>
+                <w:vertAlign w:val="superscript"/>
+              </w:rPr>
+              <w:t>-34</w:t>
+            </w:r>
+            <w:r>
+              <w:rPr>
+                <w:rFonts w:ascii="Times New Roman" w:hAnsi="Times New Roman" w:eastAsia="Times New Roman" w:cs="Times New Roman"/>
+              </w:rPr>
+              <w:t xml:space="preserve"> J·s</w:t>
             </w:r>
           </w:p>
         </w:tc>
@@ -36729,7 +36826,20 @@
               <w:rPr>
                 <w:rFonts w:ascii="Times New Roman" w:hAnsi="Times New Roman" w:eastAsia="Times New Roman" w:cs="Times New Roman"/>
               </w:rPr>
-              <w:t xml:space="preserve">Ψ² </w:t>
+              <w:t>Ψ</w:t>
+            </w:r>
+            <w:r>
+              <w:rPr>
+                <w:rFonts w:ascii="Times New Roman" w:hAnsi="Times New Roman" w:eastAsia="Times New Roman" w:cs="Times New Roman"/>
+                <w:vertAlign w:val="superscript"/>
+              </w:rPr>
+              <w:t>2</w:t>
+            </w:r>
+            <w:r>
+              <w:rPr>
+                <w:rFonts w:ascii="Times New Roman" w:hAnsi="Times New Roman" w:eastAsia="Times New Roman" w:cs="Times New Roman"/>
+              </w:rPr>
+              <w:t xml:space="preserve"> </w:t>
             </w:r>
             <w:r>
               <w:rPr>
@@ -41394,142 +41504,342 @@
               <w:rPr>
                 <w:rFonts w:ascii="Times New Roman" w:hAnsi="Times New Roman" w:eastAsia="Times New Roman" w:cs="Times New Roman"/>
               </w:rPr>
-              <w:t xml:space="preserve">3d¹4s²</w:t>
-            </w:r>
-          </w:p>
-        </w:tc>
-        <w:tc>
-          <w:tcPr/>
-          <w:p>
-            <w:pPr>
-              <w:pStyle w:val="Compact"/>
-              <w:jc w:val="center"/>
-            </w:pPr>
-            <w:r>
-              <w:rPr>
-                <w:rFonts w:ascii="Times New Roman" w:hAnsi="Times New Roman" w:eastAsia="Times New Roman" w:cs="Times New Roman"/>
-              </w:rPr>
-              <w:t xml:space="preserve">3d²4s²</w:t>
-            </w:r>
-          </w:p>
-        </w:tc>
-        <w:tc>
-          <w:tcPr/>
-          <w:p>
-            <w:pPr>
-              <w:pStyle w:val="Compact"/>
-              <w:jc w:val="center"/>
-            </w:pPr>
-            <w:r>
-              <w:rPr>
-                <w:rFonts w:ascii="Times New Roman" w:hAnsi="Times New Roman" w:eastAsia="Times New Roman" w:cs="Times New Roman"/>
-              </w:rPr>
-              <w:t xml:space="preserve">3d³4s²</w:t>
-            </w:r>
-          </w:p>
-        </w:tc>
-        <w:tc>
-          <w:tcPr/>
-          <w:p>
-            <w:pPr>
-              <w:pStyle w:val="Compact"/>
-              <w:jc w:val="center"/>
-            </w:pPr>
-            <w:r>
-              <w:rPr>
-                <w:rFonts w:ascii="Times New Roman" w:hAnsi="Times New Roman" w:eastAsia="Times New Roman" w:cs="Times New Roman"/>
-              </w:rPr>
-              <w:t xml:space="preserve">3d⁵4s¹</w:t>
-            </w:r>
-          </w:p>
-        </w:tc>
-        <w:tc>
-          <w:tcPr/>
-          <w:p>
-            <w:pPr>
-              <w:pStyle w:val="Compact"/>
-              <w:jc w:val="center"/>
-            </w:pPr>
-            <w:r>
-              <w:rPr>
-                <w:rFonts w:ascii="Times New Roman" w:hAnsi="Times New Roman" w:eastAsia="Times New Roman" w:cs="Times New Roman"/>
-              </w:rPr>
-              <w:t xml:space="preserve">3d⁵4s²</w:t>
-            </w:r>
-          </w:p>
-        </w:tc>
-        <w:tc>
-          <w:tcPr/>
-          <w:p>
-            <w:pPr>
-              <w:pStyle w:val="Compact"/>
-              <w:jc w:val="center"/>
-            </w:pPr>
-            <w:r>
-              <w:rPr>
-                <w:rFonts w:ascii="Times New Roman" w:hAnsi="Times New Roman" w:eastAsia="Times New Roman" w:cs="Times New Roman"/>
-              </w:rPr>
-              <w:t xml:space="preserve">3d⁶4s²</w:t>
-            </w:r>
-          </w:p>
-        </w:tc>
-        <w:tc>
-          <w:tcPr/>
-          <w:p>
-            <w:pPr>
-              <w:pStyle w:val="Compact"/>
-              <w:jc w:val="center"/>
-            </w:pPr>
-            <w:r>
-              <w:rPr>
-                <w:rFonts w:ascii="Times New Roman" w:hAnsi="Times New Roman" w:eastAsia="Times New Roman" w:cs="Times New Roman"/>
-              </w:rPr>
-              <w:t xml:space="preserve">3d⁷4s²</w:t>
-            </w:r>
-          </w:p>
-        </w:tc>
-        <w:tc>
-          <w:tcPr/>
-          <w:p>
-            <w:pPr>
-              <w:pStyle w:val="Compact"/>
-              <w:jc w:val="center"/>
-            </w:pPr>
-            <w:r>
-              <w:rPr>
-                <w:rFonts w:ascii="Times New Roman" w:hAnsi="Times New Roman" w:eastAsia="Times New Roman" w:cs="Times New Roman"/>
-              </w:rPr>
-              <w:t xml:space="preserve">3d⁸4s²</w:t>
-            </w:r>
-          </w:p>
-        </w:tc>
-        <w:tc>
-          <w:tcPr/>
-          <w:p>
-            <w:pPr>
-              <w:pStyle w:val="Compact"/>
-              <w:jc w:val="center"/>
-            </w:pPr>
-            <w:r>
-              <w:rPr>
-                <w:rFonts w:ascii="Times New Roman" w:hAnsi="Times New Roman" w:eastAsia="Times New Roman" w:cs="Times New Roman"/>
-              </w:rPr>
-              <w:t xml:space="preserve">3d¹⁰4s¹</w:t>
-            </w:r>
-          </w:p>
-        </w:tc>
-        <w:tc>
-          <w:tcPr/>
-          <w:p>
-            <w:pPr>
-              <w:pStyle w:val="Compact"/>
-              <w:jc w:val="center"/>
-            </w:pPr>
-            <w:r>
-              <w:rPr>
-                <w:rFonts w:ascii="Times New Roman" w:hAnsi="Times New Roman" w:eastAsia="Times New Roman" w:cs="Times New Roman"/>
-              </w:rPr>
-              <w:t xml:space="preserve">3d¹⁰4s²</w:t>
+              <w:t>3d</w:t>
+            </w:r>
+            <w:r>
+              <w:rPr>
+                <w:rFonts w:ascii="Times New Roman" w:hAnsi="Times New Roman" w:eastAsia="Times New Roman" w:cs="Times New Roman"/>
+                <w:vertAlign w:val="superscript"/>
+              </w:rPr>
+              <w:t>1</w:t>
+            </w:r>
+            <w:r>
+              <w:rPr>
+                <w:rFonts w:ascii="Times New Roman" w:hAnsi="Times New Roman" w:eastAsia="Times New Roman" w:cs="Times New Roman"/>
+              </w:rPr>
+              <w:t>4s</w:t>
+            </w:r>
+            <w:r>
+              <w:rPr>
+                <w:rFonts w:ascii="Times New Roman" w:hAnsi="Times New Roman" w:eastAsia="Times New Roman" w:cs="Times New Roman"/>
+                <w:vertAlign w:val="superscript"/>
+              </w:rPr>
+              <w:t>2</w:t>
+            </w:r>
+          </w:p>
+        </w:tc>
+        <w:tc>
+          <w:tcPr/>
+          <w:p>
+            <w:pPr>
+              <w:pStyle w:val="Compact"/>
+              <w:jc w:val="center"/>
+            </w:pPr>
+            <w:r>
+              <w:rPr>
+                <w:rFonts w:ascii="Times New Roman" w:hAnsi="Times New Roman" w:eastAsia="Times New Roman" w:cs="Times New Roman"/>
+              </w:rPr>
+              <w:t>3d</w:t>
+            </w:r>
+            <w:r>
+              <w:rPr>
+                <w:rFonts w:ascii="Times New Roman" w:hAnsi="Times New Roman" w:eastAsia="Times New Roman" w:cs="Times New Roman"/>
+                <w:vertAlign w:val="superscript"/>
+              </w:rPr>
+              <w:t>2</w:t>
+            </w:r>
+            <w:r>
+              <w:rPr>
+                <w:rFonts w:ascii="Times New Roman" w:hAnsi="Times New Roman" w:eastAsia="Times New Roman" w:cs="Times New Roman"/>
+              </w:rPr>
+              <w:t>4s</w:t>
+            </w:r>
+            <w:r>
+              <w:rPr>
+                <w:rFonts w:ascii="Times New Roman" w:hAnsi="Times New Roman" w:eastAsia="Times New Roman" w:cs="Times New Roman"/>
+                <w:vertAlign w:val="superscript"/>
+              </w:rPr>
+              <w:t>2</w:t>
+            </w:r>
+          </w:p>
+        </w:tc>
+        <w:tc>
+          <w:tcPr/>
+          <w:p>
+            <w:pPr>
+              <w:pStyle w:val="Compact"/>
+              <w:jc w:val="center"/>
+            </w:pPr>
+            <w:r>
+              <w:rPr>
+                <w:rFonts w:ascii="Times New Roman" w:hAnsi="Times New Roman" w:eastAsia="Times New Roman" w:cs="Times New Roman"/>
+              </w:rPr>
+              <w:t>3d</w:t>
+            </w:r>
+            <w:r>
+              <w:rPr>
+                <w:rFonts w:ascii="Times New Roman" w:hAnsi="Times New Roman" w:eastAsia="Times New Roman" w:cs="Times New Roman"/>
+                <w:vertAlign w:val="superscript"/>
+              </w:rPr>
+              <w:t>3</w:t>
+            </w:r>
+            <w:r>
+              <w:rPr>
+                <w:rFonts w:ascii="Times New Roman" w:hAnsi="Times New Roman" w:eastAsia="Times New Roman" w:cs="Times New Roman"/>
+              </w:rPr>
+              <w:t>4s</w:t>
+            </w:r>
+            <w:r>
+              <w:rPr>
+                <w:rFonts w:ascii="Times New Roman" w:hAnsi="Times New Roman" w:eastAsia="Times New Roman" w:cs="Times New Roman"/>
+                <w:vertAlign w:val="superscript"/>
+              </w:rPr>
+              <w:t>2</w:t>
+            </w:r>
+          </w:p>
+        </w:tc>
+        <w:tc>
+          <w:tcPr/>
+          <w:p>
+            <w:pPr>
+              <w:pStyle w:val="Compact"/>
+              <w:jc w:val="center"/>
+            </w:pPr>
+            <w:r>
+              <w:rPr>
+                <w:rFonts w:ascii="Times New Roman" w:hAnsi="Times New Roman" w:eastAsia="Times New Roman" w:cs="Times New Roman"/>
+              </w:rPr>
+              <w:t>3d</w:t>
+            </w:r>
+            <w:r>
+              <w:rPr>
+                <w:rFonts w:ascii="Times New Roman" w:hAnsi="Times New Roman" w:eastAsia="Times New Roman" w:cs="Times New Roman"/>
+                <w:vertAlign w:val="superscript"/>
+              </w:rPr>
+              <w:t>5</w:t>
+            </w:r>
+            <w:r>
+              <w:rPr>
+                <w:rFonts w:ascii="Times New Roman" w:hAnsi="Times New Roman" w:eastAsia="Times New Roman" w:cs="Times New Roman"/>
+              </w:rPr>
+              <w:t>4s</w:t>
+            </w:r>
+            <w:r>
+              <w:rPr>
+                <w:rFonts w:ascii="Times New Roman" w:hAnsi="Times New Roman" w:eastAsia="Times New Roman" w:cs="Times New Roman"/>
+                <w:vertAlign w:val="superscript"/>
+              </w:rPr>
+              <w:t>1</w:t>
+            </w:r>
+          </w:p>
+        </w:tc>
+        <w:tc>
+          <w:tcPr/>
+          <w:p>
+            <w:pPr>
+              <w:pStyle w:val="Compact"/>
+              <w:jc w:val="center"/>
+            </w:pPr>
+            <w:r>
+              <w:rPr>
+                <w:rFonts w:ascii="Times New Roman" w:hAnsi="Times New Roman" w:eastAsia="Times New Roman" w:cs="Times New Roman"/>
+              </w:rPr>
+              <w:t>3d</w:t>
+            </w:r>
+            <w:r>
+              <w:rPr>
+                <w:rFonts w:ascii="Times New Roman" w:hAnsi="Times New Roman" w:eastAsia="Times New Roman" w:cs="Times New Roman"/>
+                <w:vertAlign w:val="superscript"/>
+              </w:rPr>
+              <w:t>5</w:t>
+            </w:r>
+            <w:r>
+              <w:rPr>
+                <w:rFonts w:ascii="Times New Roman" w:hAnsi="Times New Roman" w:eastAsia="Times New Roman" w:cs="Times New Roman"/>
+              </w:rPr>
+              <w:t>4s</w:t>
+            </w:r>
+            <w:r>
+              <w:rPr>
+                <w:rFonts w:ascii="Times New Roman" w:hAnsi="Times New Roman" w:eastAsia="Times New Roman" w:cs="Times New Roman"/>
+                <w:vertAlign w:val="superscript"/>
+              </w:rPr>
+              <w:t>2</w:t>
+            </w:r>
+          </w:p>
+        </w:tc>
+        <w:tc>
+          <w:tcPr/>
+          <w:p>
+            <w:pPr>
+              <w:pStyle w:val="Compact"/>
+              <w:jc w:val="center"/>
+            </w:pPr>
+            <w:r>
+              <w:rPr>
+                <w:rFonts w:ascii="Times New Roman" w:hAnsi="Times New Roman" w:eastAsia="Times New Roman" w:cs="Times New Roman"/>
+              </w:rPr>
+              <w:t>3d</w:t>
+            </w:r>
+            <w:r>
+              <w:rPr>
+                <w:rFonts w:ascii="Times New Roman" w:hAnsi="Times New Roman" w:eastAsia="Times New Roman" w:cs="Times New Roman"/>
+                <w:vertAlign w:val="superscript"/>
+              </w:rPr>
+              <w:t>6</w:t>
+            </w:r>
+            <w:r>
+              <w:rPr>
+                <w:rFonts w:ascii="Times New Roman" w:hAnsi="Times New Roman" w:eastAsia="Times New Roman" w:cs="Times New Roman"/>
+              </w:rPr>
+              <w:t>4s</w:t>
+            </w:r>
+            <w:r>
+              <w:rPr>
+                <w:rFonts w:ascii="Times New Roman" w:hAnsi="Times New Roman" w:eastAsia="Times New Roman" w:cs="Times New Roman"/>
+                <w:vertAlign w:val="superscript"/>
+              </w:rPr>
+              <w:t>2</w:t>
+            </w:r>
+          </w:p>
+        </w:tc>
+        <w:tc>
+          <w:tcPr/>
+          <w:p>
+            <w:pPr>
+              <w:pStyle w:val="Compact"/>
+              <w:jc w:val="center"/>
+            </w:pPr>
+            <w:r>
+              <w:rPr>
+                <w:rFonts w:ascii="Times New Roman" w:hAnsi="Times New Roman" w:eastAsia="Times New Roman" w:cs="Times New Roman"/>
+              </w:rPr>
+              <w:t>3d</w:t>
+            </w:r>
+            <w:r>
+              <w:rPr>
+                <w:rFonts w:ascii="Times New Roman" w:hAnsi="Times New Roman" w:eastAsia="Times New Roman" w:cs="Times New Roman"/>
+                <w:vertAlign w:val="superscript"/>
+              </w:rPr>
+              <w:t>7</w:t>
+            </w:r>
+            <w:r>
+              <w:rPr>
+                <w:rFonts w:ascii="Times New Roman" w:hAnsi="Times New Roman" w:eastAsia="Times New Roman" w:cs="Times New Roman"/>
+              </w:rPr>
+              <w:t>4s</w:t>
+            </w:r>
+            <w:r>
+              <w:rPr>
+                <w:rFonts w:ascii="Times New Roman" w:hAnsi="Times New Roman" w:eastAsia="Times New Roman" w:cs="Times New Roman"/>
+                <w:vertAlign w:val="superscript"/>
+              </w:rPr>
+              <w:t>2</w:t>
+            </w:r>
+          </w:p>
+        </w:tc>
+        <w:tc>
+          <w:tcPr/>
+          <w:p>
+            <w:pPr>
+              <w:pStyle w:val="Compact"/>
+              <w:jc w:val="center"/>
+            </w:pPr>
+            <w:r>
+              <w:rPr>
+                <w:rFonts w:ascii="Times New Roman" w:hAnsi="Times New Roman" w:eastAsia="Times New Roman" w:cs="Times New Roman"/>
+              </w:rPr>
+              <w:t>3d</w:t>
+            </w:r>
+            <w:r>
+              <w:rPr>
+                <w:rFonts w:ascii="Times New Roman" w:hAnsi="Times New Roman" w:eastAsia="Times New Roman" w:cs="Times New Roman"/>
+                <w:vertAlign w:val="superscript"/>
+              </w:rPr>
+              <w:t>8</w:t>
+            </w:r>
+            <w:r>
+              <w:rPr>
+                <w:rFonts w:ascii="Times New Roman" w:hAnsi="Times New Roman" w:eastAsia="Times New Roman" w:cs="Times New Roman"/>
+              </w:rPr>
+              <w:t>4s</w:t>
+            </w:r>
+            <w:r>
+              <w:rPr>
+                <w:rFonts w:ascii="Times New Roman" w:hAnsi="Times New Roman" w:eastAsia="Times New Roman" w:cs="Times New Roman"/>
+                <w:vertAlign w:val="superscript"/>
+              </w:rPr>
+              <w:t>2</w:t>
+            </w:r>
+          </w:p>
+        </w:tc>
+        <w:tc>
+          <w:tcPr/>
+          <w:p>
+            <w:pPr>
+              <w:pStyle w:val="Compact"/>
+              <w:jc w:val="center"/>
+            </w:pPr>
+            <w:r>
+              <w:rPr>
+                <w:rFonts w:ascii="Times New Roman" w:hAnsi="Times New Roman" w:eastAsia="Times New Roman" w:cs="Times New Roman"/>
+              </w:rPr>
+              <w:t>3d</w:t>
+            </w:r>
+            <w:r>
+              <w:rPr>
+                <w:rFonts w:ascii="Times New Roman" w:hAnsi="Times New Roman" w:eastAsia="Times New Roman" w:cs="Times New Roman"/>
+                <w:vertAlign w:val="superscript"/>
+              </w:rPr>
+              <w:t>10</w:t>
+            </w:r>
+            <w:r>
+              <w:rPr>
+                <w:rFonts w:ascii="Times New Roman" w:hAnsi="Times New Roman" w:eastAsia="Times New Roman" w:cs="Times New Roman"/>
+              </w:rPr>
+              <w:t>4s</w:t>
+            </w:r>
+            <w:r>
+              <w:rPr>
+                <w:rFonts w:ascii="Times New Roman" w:hAnsi="Times New Roman" w:eastAsia="Times New Roman" w:cs="Times New Roman"/>
+                <w:vertAlign w:val="superscript"/>
+              </w:rPr>
+              <w:t>1</w:t>
+            </w:r>
+          </w:p>
+        </w:tc>
+        <w:tc>
+          <w:tcPr/>
+          <w:p>
+            <w:pPr>
+              <w:pStyle w:val="Compact"/>
+              <w:jc w:val="center"/>
+            </w:pPr>
+            <w:r>
+              <w:rPr>
+                <w:rFonts w:ascii="Times New Roman" w:hAnsi="Times New Roman" w:eastAsia="Times New Roman" w:cs="Times New Roman"/>
+              </w:rPr>
+              <w:t>3d</w:t>
+            </w:r>
+            <w:r>
+              <w:rPr>
+                <w:rFonts w:ascii="Times New Roman" w:hAnsi="Times New Roman" w:eastAsia="Times New Roman" w:cs="Times New Roman"/>
+                <w:vertAlign w:val="superscript"/>
+              </w:rPr>
+              <w:t>10</w:t>
+            </w:r>
+            <w:r>
+              <w:rPr>
+                <w:rFonts w:ascii="Times New Roman" w:hAnsi="Times New Roman" w:eastAsia="Times New Roman" w:cs="Times New Roman"/>
+              </w:rPr>
+              <w:t>4s</w:t>
+            </w:r>
+            <w:r>
+              <w:rPr>
+                <w:rFonts w:ascii="Times New Roman" w:hAnsi="Times New Roman" w:eastAsia="Times New Roman" w:cs="Times New Roman"/>
+                <w:vertAlign w:val="superscript"/>
+              </w:rPr>
+              <w:t>2</w:t>
             </w:r>
           </w:p>
         </w:tc>
@@ -42135,142 +42445,329 @@
               <w:rPr>
                 <w:rFonts w:ascii="Times New Roman" w:hAnsi="Times New Roman" w:eastAsia="Times New Roman" w:cs="Times New Roman"/>
               </w:rPr>
-              <w:t xml:space="preserve">4d¹5s²</w:t>
-            </w:r>
-          </w:p>
-        </w:tc>
-        <w:tc>
-          <w:tcPr/>
-          <w:p>
-            <w:pPr>
-              <w:pStyle w:val="Compact"/>
-              <w:jc w:val="center"/>
-            </w:pPr>
-            <w:r>
-              <w:rPr>
-                <w:rFonts w:ascii="Times New Roman" w:hAnsi="Times New Roman" w:eastAsia="Times New Roman" w:cs="Times New Roman"/>
-              </w:rPr>
-              <w:t xml:space="preserve">4d²5s²</w:t>
-            </w:r>
-          </w:p>
-        </w:tc>
-        <w:tc>
-          <w:tcPr/>
-          <w:p>
-            <w:pPr>
-              <w:pStyle w:val="Compact"/>
-              <w:jc w:val="center"/>
-            </w:pPr>
-            <w:r>
-              <w:rPr>
-                <w:rFonts w:ascii="Times New Roman" w:hAnsi="Times New Roman" w:eastAsia="Times New Roman" w:cs="Times New Roman"/>
-              </w:rPr>
-              <w:t xml:space="preserve">4d⁴5s¹</w:t>
-            </w:r>
-          </w:p>
-        </w:tc>
-        <w:tc>
-          <w:tcPr/>
-          <w:p>
-            <w:pPr>
-              <w:pStyle w:val="Compact"/>
-              <w:jc w:val="center"/>
-            </w:pPr>
-            <w:r>
-              <w:rPr>
-                <w:rFonts w:ascii="Times New Roman" w:hAnsi="Times New Roman" w:eastAsia="Times New Roman" w:cs="Times New Roman"/>
-              </w:rPr>
-              <w:t xml:space="preserve">4d⁵5s¹</w:t>
-            </w:r>
-          </w:p>
-        </w:tc>
-        <w:tc>
-          <w:tcPr/>
-          <w:p>
-            <w:pPr>
-              <w:pStyle w:val="Compact"/>
-              <w:jc w:val="center"/>
-            </w:pPr>
-            <w:r>
-              <w:rPr>
-                <w:rFonts w:ascii="Times New Roman" w:hAnsi="Times New Roman" w:eastAsia="Times New Roman" w:cs="Times New Roman"/>
-              </w:rPr>
-              <w:t xml:space="preserve">4d⁵5s²</w:t>
-            </w:r>
-          </w:p>
-        </w:tc>
-        <w:tc>
-          <w:tcPr/>
-          <w:p>
-            <w:pPr>
-              <w:pStyle w:val="Compact"/>
-              <w:jc w:val="center"/>
-            </w:pPr>
-            <w:r>
-              <w:rPr>
-                <w:rFonts w:ascii="Times New Roman" w:hAnsi="Times New Roman" w:eastAsia="Times New Roman" w:cs="Times New Roman"/>
-              </w:rPr>
-              <w:t xml:space="preserve">4d⁷5s¹</w:t>
-            </w:r>
-          </w:p>
-        </w:tc>
-        <w:tc>
-          <w:tcPr/>
-          <w:p>
-            <w:pPr>
-              <w:pStyle w:val="Compact"/>
-              <w:jc w:val="center"/>
-            </w:pPr>
-            <w:r>
-              <w:rPr>
-                <w:rFonts w:ascii="Times New Roman" w:hAnsi="Times New Roman" w:eastAsia="Times New Roman" w:cs="Times New Roman"/>
-              </w:rPr>
-              <w:t xml:space="preserve">4d⁸5s¹</w:t>
-            </w:r>
-          </w:p>
-        </w:tc>
-        <w:tc>
-          <w:tcPr/>
-          <w:p>
-            <w:pPr>
-              <w:pStyle w:val="Compact"/>
-              <w:jc w:val="center"/>
-            </w:pPr>
-            <w:r>
-              <w:rPr>
-                <w:rFonts w:ascii="Times New Roman" w:hAnsi="Times New Roman" w:eastAsia="Times New Roman" w:cs="Times New Roman"/>
-              </w:rPr>
-              <w:t xml:space="preserve">4d¹⁰</w:t>
-            </w:r>
-          </w:p>
-        </w:tc>
-        <w:tc>
-          <w:tcPr/>
-          <w:p>
-            <w:pPr>
-              <w:pStyle w:val="Compact"/>
-              <w:jc w:val="center"/>
-            </w:pPr>
-            <w:r>
-              <w:rPr>
-                <w:rFonts w:ascii="Times New Roman" w:hAnsi="Times New Roman" w:eastAsia="Times New Roman" w:cs="Times New Roman"/>
-              </w:rPr>
-              <w:t xml:space="preserve">4d¹⁰5s¹</w:t>
-            </w:r>
-          </w:p>
-        </w:tc>
-        <w:tc>
-          <w:tcPr/>
-          <w:p>
-            <w:pPr>
-              <w:pStyle w:val="Compact"/>
-              <w:jc w:val="center"/>
-            </w:pPr>
-            <w:r>
-              <w:rPr>
-                <w:rFonts w:ascii="Times New Roman" w:hAnsi="Times New Roman" w:eastAsia="Times New Roman" w:cs="Times New Roman"/>
-              </w:rPr>
-              <w:t xml:space="preserve">4d¹⁰5s²</w:t>
+              <w:t>4d</w:t>
+            </w:r>
+            <w:r>
+              <w:rPr>
+                <w:rFonts w:ascii="Times New Roman" w:hAnsi="Times New Roman" w:eastAsia="Times New Roman" w:cs="Times New Roman"/>
+                <w:vertAlign w:val="superscript"/>
+              </w:rPr>
+              <w:t>1</w:t>
+            </w:r>
+            <w:r>
+              <w:rPr>
+                <w:rFonts w:ascii="Times New Roman" w:hAnsi="Times New Roman" w:eastAsia="Times New Roman" w:cs="Times New Roman"/>
+              </w:rPr>
+              <w:t>5s</w:t>
+            </w:r>
+            <w:r>
+              <w:rPr>
+                <w:rFonts w:ascii="Times New Roman" w:hAnsi="Times New Roman" w:eastAsia="Times New Roman" w:cs="Times New Roman"/>
+                <w:vertAlign w:val="superscript"/>
+              </w:rPr>
+              <w:t>2</w:t>
+            </w:r>
+          </w:p>
+        </w:tc>
+        <w:tc>
+          <w:tcPr/>
+          <w:p>
+            <w:pPr>
+              <w:pStyle w:val="Compact"/>
+              <w:jc w:val="center"/>
+            </w:pPr>
+            <w:r>
+              <w:rPr>
+                <w:rFonts w:ascii="Times New Roman" w:hAnsi="Times New Roman" w:eastAsia="Times New Roman" w:cs="Times New Roman"/>
+              </w:rPr>
+              <w:t>4d</w:t>
+            </w:r>
+            <w:r>
+              <w:rPr>
+                <w:rFonts w:ascii="Times New Roman" w:hAnsi="Times New Roman" w:eastAsia="Times New Roman" w:cs="Times New Roman"/>
+                <w:vertAlign w:val="superscript"/>
+              </w:rPr>
+              <w:t>2</w:t>
+            </w:r>
+            <w:r>
+              <w:rPr>
+                <w:rFonts w:ascii="Times New Roman" w:hAnsi="Times New Roman" w:eastAsia="Times New Roman" w:cs="Times New Roman"/>
+              </w:rPr>
+              <w:t>5s</w:t>
+            </w:r>
+            <w:r>
+              <w:rPr>
+                <w:rFonts w:ascii="Times New Roman" w:hAnsi="Times New Roman" w:eastAsia="Times New Roman" w:cs="Times New Roman"/>
+                <w:vertAlign w:val="superscript"/>
+              </w:rPr>
+              <w:t>2</w:t>
+            </w:r>
+          </w:p>
+        </w:tc>
+        <w:tc>
+          <w:tcPr/>
+          <w:p>
+            <w:pPr>
+              <w:pStyle w:val="Compact"/>
+              <w:jc w:val="center"/>
+            </w:pPr>
+            <w:r>
+              <w:rPr>
+                <w:rFonts w:ascii="Times New Roman" w:hAnsi="Times New Roman" w:eastAsia="Times New Roman" w:cs="Times New Roman"/>
+              </w:rPr>
+              <w:t>4d</w:t>
+            </w:r>
+            <w:r>
+              <w:rPr>
+                <w:rFonts w:ascii="Times New Roman" w:hAnsi="Times New Roman" w:eastAsia="Times New Roman" w:cs="Times New Roman"/>
+                <w:vertAlign w:val="superscript"/>
+              </w:rPr>
+              <w:t>4</w:t>
+            </w:r>
+            <w:r>
+              <w:rPr>
+                <w:rFonts w:ascii="Times New Roman" w:hAnsi="Times New Roman" w:eastAsia="Times New Roman" w:cs="Times New Roman"/>
+              </w:rPr>
+              <w:t>5s</w:t>
+            </w:r>
+            <w:r>
+              <w:rPr>
+                <w:rFonts w:ascii="Times New Roman" w:hAnsi="Times New Roman" w:eastAsia="Times New Roman" w:cs="Times New Roman"/>
+                <w:vertAlign w:val="superscript"/>
+              </w:rPr>
+              <w:t>1</w:t>
+            </w:r>
+          </w:p>
+        </w:tc>
+        <w:tc>
+          <w:tcPr/>
+          <w:p>
+            <w:pPr>
+              <w:pStyle w:val="Compact"/>
+              <w:jc w:val="center"/>
+            </w:pPr>
+            <w:r>
+              <w:rPr>
+                <w:rFonts w:ascii="Times New Roman" w:hAnsi="Times New Roman" w:eastAsia="Times New Roman" w:cs="Times New Roman"/>
+              </w:rPr>
+              <w:t>4d</w:t>
+            </w:r>
+            <w:r>
+              <w:rPr>
+                <w:rFonts w:ascii="Times New Roman" w:hAnsi="Times New Roman" w:eastAsia="Times New Roman" w:cs="Times New Roman"/>
+                <w:vertAlign w:val="superscript"/>
+              </w:rPr>
+              <w:t>5</w:t>
+            </w:r>
+            <w:r>
+              <w:rPr>
+                <w:rFonts w:ascii="Times New Roman" w:hAnsi="Times New Roman" w:eastAsia="Times New Roman" w:cs="Times New Roman"/>
+              </w:rPr>
+              <w:t>5s</w:t>
+            </w:r>
+            <w:r>
+              <w:rPr>
+                <w:rFonts w:ascii="Times New Roman" w:hAnsi="Times New Roman" w:eastAsia="Times New Roman" w:cs="Times New Roman"/>
+                <w:vertAlign w:val="superscript"/>
+              </w:rPr>
+              <w:t>1</w:t>
+            </w:r>
+          </w:p>
+        </w:tc>
+        <w:tc>
+          <w:tcPr/>
+          <w:p>
+            <w:pPr>
+              <w:pStyle w:val="Compact"/>
+              <w:jc w:val="center"/>
+            </w:pPr>
+            <w:r>
+              <w:rPr>
+                <w:rFonts w:ascii="Times New Roman" w:hAnsi="Times New Roman" w:eastAsia="Times New Roman" w:cs="Times New Roman"/>
+              </w:rPr>
+              <w:t>4d</w:t>
+            </w:r>
+            <w:r>
+              <w:rPr>
+                <w:rFonts w:ascii="Times New Roman" w:hAnsi="Times New Roman" w:eastAsia="Times New Roman" w:cs="Times New Roman"/>
+                <w:vertAlign w:val="superscript"/>
+              </w:rPr>
+              <w:t>5</w:t>
+            </w:r>
+            <w:r>
+              <w:rPr>
+                <w:rFonts w:ascii="Times New Roman" w:hAnsi="Times New Roman" w:eastAsia="Times New Roman" w:cs="Times New Roman"/>
+              </w:rPr>
+              <w:t>5s</w:t>
+            </w:r>
+            <w:r>
+              <w:rPr>
+                <w:rFonts w:ascii="Times New Roman" w:hAnsi="Times New Roman" w:eastAsia="Times New Roman" w:cs="Times New Roman"/>
+                <w:vertAlign w:val="superscript"/>
+              </w:rPr>
+              <w:t>2</w:t>
+            </w:r>
+          </w:p>
+        </w:tc>
+        <w:tc>
+          <w:tcPr/>
+          <w:p>
+            <w:pPr>
+              <w:pStyle w:val="Compact"/>
+              <w:jc w:val="center"/>
+            </w:pPr>
+            <w:r>
+              <w:rPr>
+                <w:rFonts w:ascii="Times New Roman" w:hAnsi="Times New Roman" w:eastAsia="Times New Roman" w:cs="Times New Roman"/>
+              </w:rPr>
+              <w:t>4d</w:t>
+            </w:r>
+            <w:r>
+              <w:rPr>
+                <w:rFonts w:ascii="Times New Roman" w:hAnsi="Times New Roman" w:eastAsia="Times New Roman" w:cs="Times New Roman"/>
+                <w:vertAlign w:val="superscript"/>
+              </w:rPr>
+              <w:t>7</w:t>
+            </w:r>
+            <w:r>
+              <w:rPr>
+                <w:rFonts w:ascii="Times New Roman" w:hAnsi="Times New Roman" w:eastAsia="Times New Roman" w:cs="Times New Roman"/>
+              </w:rPr>
+              <w:t>5s</w:t>
+            </w:r>
+            <w:r>
+              <w:rPr>
+                <w:rFonts w:ascii="Times New Roman" w:hAnsi="Times New Roman" w:eastAsia="Times New Roman" w:cs="Times New Roman"/>
+                <w:vertAlign w:val="superscript"/>
+              </w:rPr>
+              <w:t>1</w:t>
+            </w:r>
+          </w:p>
+        </w:tc>
+        <w:tc>
+          <w:tcPr/>
+          <w:p>
+            <w:pPr>
+              <w:pStyle w:val="Compact"/>
+              <w:jc w:val="center"/>
+            </w:pPr>
+            <w:r>
+              <w:rPr>
+                <w:rFonts w:ascii="Times New Roman" w:hAnsi="Times New Roman" w:eastAsia="Times New Roman" w:cs="Times New Roman"/>
+              </w:rPr>
+              <w:t>4d</w:t>
+            </w:r>
+            <w:r>
+              <w:rPr>
+                <w:rFonts w:ascii="Times New Roman" w:hAnsi="Times New Roman" w:eastAsia="Times New Roman" w:cs="Times New Roman"/>
+                <w:vertAlign w:val="superscript"/>
+              </w:rPr>
+              <w:t>8</w:t>
+            </w:r>
+            <w:r>
+              <w:rPr>
+                <w:rFonts w:ascii="Times New Roman" w:hAnsi="Times New Roman" w:eastAsia="Times New Roman" w:cs="Times New Roman"/>
+              </w:rPr>
+              <w:t>5s</w:t>
+            </w:r>
+            <w:r>
+              <w:rPr>
+                <w:rFonts w:ascii="Times New Roman" w:hAnsi="Times New Roman" w:eastAsia="Times New Roman" w:cs="Times New Roman"/>
+                <w:vertAlign w:val="superscript"/>
+              </w:rPr>
+              <w:t>1</w:t>
+            </w:r>
+          </w:p>
+        </w:tc>
+        <w:tc>
+          <w:tcPr/>
+          <w:p>
+            <w:pPr>
+              <w:pStyle w:val="Compact"/>
+              <w:jc w:val="center"/>
+            </w:pPr>
+            <w:r>
+              <w:rPr>
+                <w:rFonts w:ascii="Times New Roman" w:hAnsi="Times New Roman" w:eastAsia="Times New Roman" w:cs="Times New Roman"/>
+              </w:rPr>
+              <w:t>4d</w:t>
+            </w:r>
+            <w:r>
+              <w:rPr>
+                <w:rFonts w:ascii="Times New Roman" w:hAnsi="Times New Roman" w:eastAsia="Times New Roman" w:cs="Times New Roman"/>
+                <w:vertAlign w:val="superscript"/>
+              </w:rPr>
+              <w:t>10</w:t>
+            </w:r>
+          </w:p>
+        </w:tc>
+        <w:tc>
+          <w:tcPr/>
+          <w:p>
+            <w:pPr>
+              <w:pStyle w:val="Compact"/>
+              <w:jc w:val="center"/>
+            </w:pPr>
+            <w:r>
+              <w:rPr>
+                <w:rFonts w:ascii="Times New Roman" w:hAnsi="Times New Roman" w:eastAsia="Times New Roman" w:cs="Times New Roman"/>
+              </w:rPr>
+              <w:t>4d</w:t>
+            </w:r>
+            <w:r>
+              <w:rPr>
+                <w:rFonts w:ascii="Times New Roman" w:hAnsi="Times New Roman" w:eastAsia="Times New Roman" w:cs="Times New Roman"/>
+                <w:vertAlign w:val="superscript"/>
+              </w:rPr>
+              <w:t>10</w:t>
+            </w:r>
+            <w:r>
+              <w:rPr>
+                <w:rFonts w:ascii="Times New Roman" w:hAnsi="Times New Roman" w:eastAsia="Times New Roman" w:cs="Times New Roman"/>
+              </w:rPr>
+              <w:t>5s</w:t>
+            </w:r>
+            <w:r>
+              <w:rPr>
+                <w:rFonts w:ascii="Times New Roman" w:hAnsi="Times New Roman" w:eastAsia="Times New Roman" w:cs="Times New Roman"/>
+                <w:vertAlign w:val="superscript"/>
+              </w:rPr>
+              <w:t>1</w:t>
+            </w:r>
+          </w:p>
+        </w:tc>
+        <w:tc>
+          <w:tcPr/>
+          <w:p>
+            <w:pPr>
+              <w:pStyle w:val="Compact"/>
+              <w:jc w:val="center"/>
+            </w:pPr>
+            <w:r>
+              <w:rPr>
+                <w:rFonts w:ascii="Times New Roman" w:hAnsi="Times New Roman" w:eastAsia="Times New Roman" w:cs="Times New Roman"/>
+              </w:rPr>
+              <w:t>4d</w:t>
+            </w:r>
+            <w:r>
+              <w:rPr>
+                <w:rFonts w:ascii="Times New Roman" w:hAnsi="Times New Roman" w:eastAsia="Times New Roman" w:cs="Times New Roman"/>
+                <w:vertAlign w:val="superscript"/>
+              </w:rPr>
+              <w:t>10</w:t>
+            </w:r>
+            <w:r>
+              <w:rPr>
+                <w:rFonts w:ascii="Times New Roman" w:hAnsi="Times New Roman" w:eastAsia="Times New Roman" w:cs="Times New Roman"/>
+              </w:rPr>
+              <w:t>5s</w:t>
+            </w:r>
+            <w:r>
+              <w:rPr>
+                <w:rFonts w:ascii="Times New Roman" w:hAnsi="Times New Roman" w:eastAsia="Times New Roman" w:cs="Times New Roman"/>
+                <w:vertAlign w:val="superscript"/>
+              </w:rPr>
+              <w:t>2</w:t>
             </w:r>
           </w:p>
         </w:tc>
@@ -42413,8 +42910,22 @@
             <w:r>
               <w:rPr>
                 <w:rFonts w:ascii="Times New Roman" w:hAnsi="Times New Roman" w:eastAsia="Times New Roman" w:cs="Times New Roman"/>
-              </w:rPr>
-              <w:t xml:space="preserve">⁴₂He</w:t>
+                <w:vertAlign w:val="superscript"/>
+              </w:rPr>
+              <w:t>4</w:t>
+            </w:r>
+            <w:r>
+              <w:rPr>
+                <w:rFonts w:ascii="Times New Roman" w:hAnsi="Times New Roman" w:eastAsia="Times New Roman" w:cs="Times New Roman"/>
+                <w:vertAlign w:val="subscript"/>
+              </w:rPr>
+              <w:t>2</w:t>
+            </w:r>
+            <w:r>
+              <w:rPr>
+                <w:rFonts w:ascii="Times New Roman" w:hAnsi="Times New Roman" w:eastAsia="Times New Roman" w:cs="Times New Roman"/>
+              </w:rPr>
+              <w:t>He</w:t>
             </w:r>
           </w:p>
         </w:tc>
@@ -42591,8 +43102,22 @@
             <w:r>
               <w:rPr>
                 <w:rFonts w:hint="eastAsia" w:ascii="Times New Roman" w:hAnsi="Times New Roman" w:eastAsia="Times New Roman" w:cs="Times New Roman"/>
-              </w:rPr>
-              <w:t>⁰₋₁e（</w:t>
+                <w:vertAlign w:val="superscript"/>
+              </w:rPr>
+              <w:t>0</w:t>
+            </w:r>
+            <w:r>
+              <w:rPr>
+                <w:rFonts w:hint="eastAsia" w:ascii="Times New Roman" w:hAnsi="Times New Roman" w:eastAsia="Times New Roman" w:cs="Times New Roman"/>
+                <w:vertAlign w:val="subscript"/>
+              </w:rPr>
+              <w:t>-1</w:t>
+            </w:r>
+            <w:r>
+              <w:rPr>
+                <w:rFonts w:hint="eastAsia" w:ascii="Times New Roman" w:hAnsi="Times New Roman" w:eastAsia="Times New Roman" w:cs="Times New Roman"/>
+              </w:rPr>
+              <w:t>e（</w:t>
             </w:r>
             <w:r>
               <w:rPr>
@@ -43270,7 +43795,27 @@
               <w:rPr>
                 <w:rFonts w:ascii="Times New Roman" w:hAnsi="Times New Roman" w:eastAsia="Times New Roman" w:cs="Times New Roman"/>
               </w:rPr>
-              <w:t xml:space="preserve"> 7s²7p²</w:t>
+              <w:t xml:space="preserve"> 7s</w:t>
+            </w:r>
+            <w:r>
+              <w:rPr>
+                <w:rFonts w:ascii="Times New Roman" w:hAnsi="Times New Roman" w:eastAsia="Times New Roman" w:cs="Times New Roman"/>
+                <w:vertAlign w:val="superscript"/>
+              </w:rPr>
+              <w:t>2</w:t>
+            </w:r>
+            <w:r>
+              <w:rPr>
+                <w:rFonts w:ascii="Times New Roman" w:hAnsi="Times New Roman" w:eastAsia="Times New Roman" w:cs="Times New Roman"/>
+              </w:rPr>
+              <w:t>7p</w:t>
+            </w:r>
+            <w:r>
+              <w:rPr>
+                <w:rFonts w:ascii="Times New Roman" w:hAnsi="Times New Roman" w:eastAsia="Times New Roman" w:cs="Times New Roman"/>
+                <w:vertAlign w:val="superscript"/>
+              </w:rPr>
+              <w:t>2</w:t>
             </w:r>
           </w:p>
         </w:tc>
@@ -43307,8 +43852,15 @@
             <w:r>
               <w:rPr>
                 <w:rFonts w:ascii="Times New Roman" w:hAnsi="Times New Roman" w:eastAsia="Times New Roman" w:cs="Times New Roman"/>
-              </w:rPr>
-              <w:t xml:space="preserve">¹⁴C </w:t>
+                <w:vertAlign w:val="superscript"/>
+              </w:rPr>
+              <w:t>14</w:t>
+            </w:r>
+            <w:r>
+              <w:rPr>
+                <w:rFonts w:ascii="Times New Roman" w:hAnsi="Times New Roman" w:eastAsia="Times New Roman" w:cs="Times New Roman"/>
+              </w:rPr>
+              <w:t xml:space="preserve">C </w:t>
             </w:r>
             <w:r>
               <w:rPr>
@@ -43338,7 +43890,20 @@
               <w:rPr>
                 <w:rFonts w:hint="eastAsia" w:ascii="Times New Roman" w:hAnsi="Times New Roman" w:eastAsia="Times New Roman" w:cs="Times New Roman"/>
               </w:rPr>
-              <w:t>1.2×10⁻¹⁶），</w:t>
+              <w:t>1.2×10</w:t>
+            </w:r>
+            <w:r>
+              <w:rPr>
+                <w:rFonts w:hint="eastAsia" w:ascii="Times New Roman" w:hAnsi="Times New Roman" w:eastAsia="Times New Roman" w:cs="Times New Roman"/>
+                <w:vertAlign w:val="superscript"/>
+              </w:rPr>
+              <w:t>-16</w:t>
+            </w:r>
+            <w:r>
+              <w:rPr>
+                <w:rFonts w:hint="eastAsia" w:ascii="Times New Roman" w:hAnsi="Times New Roman" w:eastAsia="Times New Roman" w:cs="Times New Roman"/>
+              </w:rPr>
+              <w:t>），</w:t>
             </w:r>
             <w:r>
               <w:rPr>
@@ -43394,7 +43959,20 @@
               <w:rPr>
                 <w:rFonts w:hint="eastAsia" w:ascii="Times New Roman" w:hAnsi="Times New Roman" w:eastAsia="Times New Roman" w:cs="Times New Roman"/>
               </w:rPr>
-              <w:t>，Fe²⁺:</w:t>
+              <w:t>，Fe</w:t>
+            </w:r>
+            <w:r>
+              <w:rPr>
+                <w:rFonts w:hint="eastAsia" w:ascii="Times New Roman" w:hAnsi="Times New Roman" w:eastAsia="Times New Roman" w:cs="Times New Roman"/>
+                <w:vertAlign w:val="superscript"/>
+              </w:rPr>
+              <w:t>2+</w:t>
+            </w:r>
+            <w:r>
+              <w:rPr>
+                <w:rFonts w:hint="eastAsia" w:ascii="Times New Roman" w:hAnsi="Times New Roman" w:eastAsia="Times New Roman" w:cs="Times New Roman"/>
+              </w:rPr>
+              <w:t>:</w:t>
             </w:r>
             <w:r>
               <w:rPr>
@@ -43406,7 +43984,20 @@
               <w:rPr>
                 <w:rFonts w:hint="eastAsia" w:ascii="Times New Roman" w:hAnsi="Times New Roman" w:eastAsia="Times New Roman" w:cs="Times New Roman"/>
               </w:rPr>
-              <w:t xml:space="preserve">3d⁶）</w:t>
+              <w:t>3d</w:t>
+            </w:r>
+            <w:r>
+              <w:rPr>
+                <w:rFonts w:hint="eastAsia" w:ascii="Times New Roman" w:hAnsi="Times New Roman" w:eastAsia="Times New Roman" w:cs="Times New Roman"/>
+                <w:vertAlign w:val="superscript"/>
+              </w:rPr>
+              <w:t>6</w:t>
+            </w:r>
+            <w:r>
+              <w:rPr>
+                <w:rFonts w:hint="eastAsia" w:ascii="Times New Roman" w:hAnsi="Times New Roman" w:eastAsia="Times New Roman" w:cs="Times New Roman"/>
+              </w:rPr>
+              <w:t>）</w:t>
             </w:r>
           </w:p>
         </w:tc>
@@ -43444,7 +44035,33 @@
               <w:rPr>
                 <w:rFonts w:hint="eastAsia" w:ascii="Times New Roman" w:hAnsi="Times New Roman" w:eastAsia="Times New Roman" w:cs="Times New Roman"/>
               </w:rPr>
-              <w:t>Mn（3d⁵4s²，5</w:t>
+              <w:t>Mn（3d</w:t>
+            </w:r>
+            <w:r>
+              <w:rPr>
+                <w:rFonts w:hint="eastAsia" w:ascii="Times New Roman" w:hAnsi="Times New Roman" w:eastAsia="Times New Roman" w:cs="Times New Roman"/>
+                <w:vertAlign w:val="superscript"/>
+              </w:rPr>
+              <w:t>5</w:t>
+            </w:r>
+            <w:r>
+              <w:rPr>
+                <w:rFonts w:hint="eastAsia" w:ascii="Times New Roman" w:hAnsi="Times New Roman" w:eastAsia="Times New Roman" w:cs="Times New Roman"/>
+              </w:rPr>
+              <w:t>4s</w:t>
+            </w:r>
+            <w:r>
+              <w:rPr>
+                <w:rFonts w:hint="eastAsia" w:ascii="Times New Roman" w:hAnsi="Times New Roman" w:eastAsia="Times New Roman" w:cs="Times New Roman"/>
+                <w:vertAlign w:val="superscript"/>
+              </w:rPr>
+              <w:t>2</w:t>
+            </w:r>
+            <w:r>
+              <w:rPr>
+                <w:rFonts w:hint="eastAsia" w:ascii="Times New Roman" w:hAnsi="Times New Roman" w:eastAsia="Times New Roman" w:cs="Times New Roman"/>
+              </w:rPr>
+              <w:t>，5</w:t>
             </w:r>
             <w:r>
               <w:rPr>
@@ -46481,7 +47098,6 @@
       <ns0:rFonts ns0:ascii="Times New Roman" ns0:cs="Times New Roman" ns0:eastAsia="SimSun" ns0:hAnsi="Times New Roman"/>
       <ns0:b ns0:val="0"/>
       <ns0:color ns0:val="5B6975"/>
-      <ns0:spacing ns0:val="15"/>
       <ns0:sz ns0:val="24"/>
       <ns0:szCs ns0:val="28"/>
     </ns0:rPr>
@@ -46495,7 +47111,6 @@
     <ns0:rPr>
       <ns0:rFonts ns0:ascii="Times New Roman" ns0:hAnsi="Times New Roman" ns0:eastAsia="SimSun" ns0:cs="Times New Roman"/>
       <ns0:color ns0:themeColor="text1" ns0:themeTint="A6" ns0:val="595959"/>
-      <ns0:spacing ns0:val="15"/>
       <ns0:sz ns0:val="28"/>
       <ns0:szCs ns0:val="28"/>
     </ns0:rPr>
@@ -47098,6 +47713,14 @@
       <ns0:color ns0:themeColor="accent1" ns0:themeShade="BF" ns0:val="365F91"/>
     </ns0:rPr>
   </ns0:style>
+  <w:style w:type="paragraph" w:customStyle="1" w:styleId="MethodologyBlock">
+    <w:name w:val="Methodology Block"/>
+    <w:basedOn w:val="BodyText"/>
+    <w:qFormat/>
+    <ns0:rPr>
+      <w:rFonts ns0:ascii="Times New Roman" ns0:hAnsi="Times New Roman" ns0:eastAsia="SimSun" ns0:cs="Times New Roman"/>
+    </ns0:rPr>
+  </w:style>
   <w:style w:type="paragraph" w:customStyle="1" w:styleId="SourceCode">
     <w:name w:val="Source Code"/>
     <w:basedOn w:val="Normal"/>

--- a/00-首页/学生讲义Word/第八讲原子结构（三）-超级充实融合版.docx
+++ b/00-首页/学生讲义Word/第八讲原子结构（三）-超级充实融合版.docx
@@ -2,709 +2,6 @@
 <file path=word/document.xml><?xml version="1.0" encoding="utf-8"?>
 <w:document xmlns:w="http://schemas.openxmlformats.org/wordprocessingml/2006/main" xmlns:m="http://schemas.openxmlformats.org/officeDocument/2006/math" xmlns:r="http://schemas.openxmlformats.org/officeDocument/2006/relationships" xmlns:o="urn:schemas-microsoft-com:office:office" xmlns:v="urn:schemas-microsoft-com:vml" xmlns:w10="urn:schemas-microsoft-com:office:word" xmlns:a="http://schemas.openxmlformats.org/drawingml/2006/main" xmlns:pic="http://schemas.openxmlformats.org/drawingml/2006/picture" xmlns:wp="http://schemas.openxmlformats.org/drawingml/2006/wordprocessingDrawing">
   <w:body>
-    <w:p>
-      <w:pPr>
-        <w:pStyle w:val="BlockText"/>
-      </w:pPr>
-      <w:r>
-        <w:rPr>
-          <w:rFonts w:hint="eastAsia" w:ascii="Times New Roman" w:hAnsi="Times New Roman" w:eastAsia="SimSun" w:cs="Times New Roman"/>
-          <w:b/>
-          <w:bCs/>
-        </w:rPr>
-        <w:t xml:space="preserve">适用</w:t>
-      </w:r>
-      <w:r>
-        <w:rPr>
-          <w:rFonts w:hint="eastAsia" w:ascii="Times New Roman" w:hAnsi="Times New Roman" w:eastAsia="Times New Roman" w:cs="Times New Roman"/>
-        </w:rPr>
-        <w:t>：</w:t>
-      </w:r>
-      <w:r>
-        <w:rPr>
-          <w:rFonts w:hint="eastAsia" w:ascii="Times New Roman" w:hAnsi="Times New Roman" w:eastAsia="SimSun" w:cs="Times New Roman"/>
-        </w:rPr>
-        <w:t>第八讲原子结构</w:t>
-      </w:r>
-      <w:r>
-        <w:rPr>
-          <w:rFonts w:hint="eastAsia" w:ascii="Times New Roman" w:hAnsi="Times New Roman" w:eastAsia="Times New Roman" w:cs="Times New Roman"/>
-        </w:rPr>
-        <w:t>（</w:t>
-      </w:r>
-      <w:r>
-        <w:rPr>
-          <w:rFonts w:hint="eastAsia" w:ascii="Times New Roman" w:hAnsi="Times New Roman" w:eastAsia="SimSun" w:cs="Times New Roman"/>
-        </w:rPr>
-        <w:t>三</w:t>
-      </w:r>
-      <w:r>
-        <w:rPr>
-          <w:rFonts w:hint="eastAsia" w:ascii="Times New Roman" w:hAnsi="Times New Roman" w:eastAsia="Times New Roman" w:cs="Times New Roman"/>
-        </w:rPr>
-        <w:t>）·</w:t>
-      </w:r>
-      <w:r>
-        <w:rPr>
-          <w:rFonts w:ascii="Times New Roman" w:hAnsi="Times New Roman" w:eastAsia="Times New Roman" w:cs="Times New Roman"/>
-        </w:rPr>
-        <w:t xml:space="preserve"> </w:t>
-      </w:r>
-      <w:r>
-        <w:rPr>
-          <w:rFonts w:hint="eastAsia" w:ascii="Times New Roman" w:hAnsi="Times New Roman" w:eastAsia="SimSun" w:cs="Times New Roman"/>
-        </w:rPr>
-        <w:t>初二竞赛班第</w:t>
-      </w:r>
-      <w:r>
-        <w:rPr>
-          <w:rFonts w:hint="eastAsia" w:ascii="Times New Roman" w:hAnsi="Times New Roman" w:eastAsia="Times New Roman" w:cs="Times New Roman"/>
-        </w:rPr>
-        <w:t>9</w:t>
-      </w:r>
-      <w:r>
-        <w:rPr>
-          <w:rFonts w:hint="eastAsia" w:ascii="Times New Roman" w:hAnsi="Times New Roman" w:eastAsia="SimSun" w:cs="Times New Roman"/>
-        </w:rPr>
-        <w:t>课</w:t>
-      </w:r>
-      <w:r>
-        <w:rPr>
-          <w:rFonts w:hint="eastAsia" w:ascii="Times New Roman" w:hAnsi="Times New Roman" w:eastAsia="Times New Roman" w:cs="Times New Roman"/>
-        </w:rPr>
-        <w:t>（06-26</w:t>
-      </w:r>
-      <w:r>
-        <w:rPr>
-          <w:rFonts w:hint="eastAsia" w:ascii="Times New Roman" w:hAnsi="Times New Roman" w:eastAsia="SimSun" w:cs="Times New Roman"/>
-        </w:rPr>
-        <w:t>原子结构收官</w:t>
-      </w:r>
-      <w:r>
-        <w:rPr>
-          <w:rFonts w:hint="eastAsia" w:ascii="Times New Roman" w:hAnsi="Times New Roman" w:eastAsia="Times New Roman" w:cs="Times New Roman"/>
-        </w:rPr>
-        <w:t>）</w:t>
-      </w:r>
-      <w:r>
-        <w:rPr>
-          <w:rFonts w:ascii="Times New Roman" w:hAnsi="Times New Roman" w:eastAsia="Times New Roman" w:cs="Times New Roman"/>
-        </w:rPr>
-        <w:t xml:space="preserve"> </w:t>
-      </w:r>
-      <w:r>
-        <w:rPr>
-          <w:rFonts w:hint="eastAsia" w:ascii="Times New Roman" w:hAnsi="Times New Roman" w:eastAsia="SimSun" w:cs="Times New Roman"/>
-          <w:b/>
-          <w:bCs/>
-        </w:rPr>
-        <w:t xml:space="preserve">对应</w:t>
-      </w:r>
-      <w:r>
-        <w:rPr>
-          <w:rFonts w:hint="eastAsia" w:ascii="Times New Roman" w:hAnsi="Times New Roman" w:eastAsia="Times New Roman" w:cs="Times New Roman"/>
-        </w:rPr>
-        <w:t>：</w:t>
-      </w:r>
-      <w:r>
-        <w:rPr>
-          <w:rFonts w:hint="eastAsia" w:ascii="Times New Roman" w:hAnsi="Times New Roman" w:eastAsia="SimSun" w:cs="Times New Roman"/>
-        </w:rPr>
-        <w:t>备课思路</w:t>
-      </w:r>
-      <w:r>
-        <w:rPr>
-          <w:rFonts w:hint="eastAsia" w:ascii="Times New Roman" w:hAnsi="Times New Roman" w:eastAsia="Times New Roman" w:cs="Times New Roman"/>
-        </w:rPr>
-        <w:t>/</w:t>
-      </w:r>
-      <w:r>
-        <w:rPr>
-          <w:rFonts w:hint="eastAsia" w:ascii="Times New Roman" w:hAnsi="Times New Roman" w:eastAsia="SimSun" w:cs="Times New Roman"/>
-        </w:rPr>
-        <w:t>班级授课计划</w:t>
-      </w:r>
-      <w:r>
-        <w:rPr>
-          <w:rFonts w:hint="eastAsia" w:ascii="Times New Roman" w:hAnsi="Times New Roman" w:eastAsia="Times New Roman" w:cs="Times New Roman"/>
-        </w:rPr>
-        <w:t>-</w:t>
-      </w:r>
-      <w:r>
-        <w:rPr>
-          <w:rFonts w:hint="eastAsia" w:ascii="Times New Roman" w:hAnsi="Times New Roman" w:eastAsia="SimSun" w:cs="Times New Roman"/>
-        </w:rPr>
-        <w:t>初二竞赛</w:t>
-      </w:r>
-      <w:r>
-        <w:rPr>
-          <w:rFonts w:hint="eastAsia" w:ascii="Times New Roman" w:hAnsi="Times New Roman" w:eastAsia="Times New Roman" w:cs="Times New Roman"/>
-        </w:rPr>
-        <w:t>#</w:t>
-      </w:r>
-      <w:r>
-        <w:rPr>
-          <w:rFonts w:hint="eastAsia" w:ascii="Times New Roman" w:hAnsi="Times New Roman" w:eastAsia="SimSun" w:cs="Times New Roman"/>
-        </w:rPr>
-        <w:t>第</w:t>
-      </w:r>
-      <w:r>
-        <w:rPr>
-          <w:rFonts w:hint="eastAsia" w:ascii="Times New Roman" w:hAnsi="Times New Roman" w:eastAsia="Times New Roman" w:cs="Times New Roman"/>
-        </w:rPr>
-        <w:t>9</w:t>
-      </w:r>
-      <w:r>
-        <w:rPr>
-          <w:rFonts w:hint="eastAsia" w:ascii="Times New Roman" w:hAnsi="Times New Roman" w:eastAsia="SimSun" w:cs="Times New Roman"/>
-        </w:rPr>
-        <w:t>课</w:t>
-      </w:r>
-      <w:r>
-        <w:rPr>
-          <w:rFonts w:ascii="Times New Roman" w:hAnsi="Times New Roman" w:eastAsia="Times New Roman" w:cs="Times New Roman"/>
-        </w:rPr>
-        <w:t xml:space="preserve"> · </w:t>
-      </w:r>
-      <w:r>
-        <w:rPr>
-          <w:rFonts w:hint="eastAsia" w:ascii="Times New Roman" w:hAnsi="Times New Roman" w:eastAsia="SimSun" w:cs="Times New Roman"/>
-        </w:rPr>
-        <w:t>备课思路</w:t>
-      </w:r>
-      <w:r>
-        <w:rPr>
-          <w:rFonts w:hint="eastAsia" w:ascii="Times New Roman" w:hAnsi="Times New Roman" w:eastAsia="Times New Roman" w:cs="Times New Roman"/>
-        </w:rPr>
-        <w:t>/</w:t>
-      </w:r>
-      <w:r>
-        <w:rPr>
-          <w:rFonts w:hint="eastAsia" w:ascii="Times New Roman" w:hAnsi="Times New Roman" w:eastAsia="SimSun" w:cs="Times New Roman"/>
-        </w:rPr>
-        <w:t>教学过程总表</w:t>
-      </w:r>
-      <w:r>
-        <w:rPr>
-          <w:rFonts w:hint="eastAsia" w:ascii="Times New Roman" w:hAnsi="Times New Roman" w:eastAsia="Times New Roman" w:cs="Times New Roman"/>
-        </w:rPr>
-        <w:t>-</w:t>
-      </w:r>
-      <w:r>
-        <w:rPr>
-          <w:rFonts w:hint="eastAsia" w:ascii="Times New Roman" w:hAnsi="Times New Roman" w:eastAsia="SimSun" w:cs="Times New Roman"/>
-        </w:rPr>
-        <w:t>结构化学模块</w:t>
-      </w:r>
-      <w:r>
-        <w:rPr>
-          <w:rFonts w:hint="eastAsia" w:ascii="Times New Roman" w:hAnsi="Times New Roman" w:eastAsia="Times New Roman" w:cs="Times New Roman"/>
-        </w:rPr>
-        <w:t>#</w:t>
-      </w:r>
-      <w:r>
-        <w:rPr>
-          <w:rFonts w:hint="eastAsia" w:ascii="Times New Roman" w:hAnsi="Times New Roman" w:eastAsia="SimSun" w:cs="Times New Roman"/>
-        </w:rPr>
-        <w:t>第</w:t>
-      </w:r>
-      <w:r>
-        <w:rPr>
-          <w:rFonts w:hint="eastAsia" w:ascii="Times New Roman" w:hAnsi="Times New Roman" w:eastAsia="Times New Roman" w:cs="Times New Roman"/>
-        </w:rPr>
-        <w:t>9</w:t>
-      </w:r>
-      <w:r>
-        <w:rPr>
-          <w:rFonts w:hint="eastAsia" w:ascii="Times New Roman" w:hAnsi="Times New Roman" w:eastAsia="SimSun" w:cs="Times New Roman"/>
-        </w:rPr>
-        <w:t>课</w:t>
-      </w:r>
-      <w:r>
-        <w:rPr>
-          <w:rFonts w:ascii="Times New Roman" w:hAnsi="Times New Roman" w:eastAsia="Times New Roman" w:cs="Times New Roman"/>
-        </w:rPr>
-        <w:t xml:space="preserve"> </w:t>
-      </w:r>
-      <w:r>
-        <w:rPr>
-          <w:rFonts w:hint="eastAsia" w:ascii="Times New Roman" w:hAnsi="Times New Roman" w:eastAsia="SimSun" w:cs="Times New Roman"/>
-          <w:b/>
-          <w:bCs/>
-        </w:rPr>
-        <w:t xml:space="preserve">前置要求</w:t>
-      </w:r>
-      <w:r>
-        <w:rPr>
-          <w:rFonts w:hint="eastAsia" w:ascii="Times New Roman" w:hAnsi="Times New Roman" w:eastAsia="Times New Roman" w:cs="Times New Roman"/>
-        </w:rPr>
-        <w:t>：</w:t>
-      </w:r>
-      <w:r>
-        <w:rPr>
-          <w:rFonts w:hint="eastAsia" w:ascii="Times New Roman" w:hAnsi="Times New Roman" w:eastAsia="SimSun" w:cs="Times New Roman"/>
-        </w:rPr>
-        <w:t>已完成前七讲内容</w:t>
-      </w:r>
-      <w:r>
-        <w:rPr>
-          <w:rFonts w:hint="eastAsia" w:ascii="Times New Roman" w:hAnsi="Times New Roman" w:eastAsia="Times New Roman" w:cs="Times New Roman"/>
-        </w:rPr>
-        <w:t>，</w:t>
-      </w:r>
-      <w:r>
-        <w:rPr>
-          <w:rFonts w:hint="eastAsia" w:ascii="Times New Roman" w:hAnsi="Times New Roman" w:eastAsia="SimSun" w:cs="Times New Roman"/>
-        </w:rPr>
-        <w:t>学生已掌握</w:t>
-      </w:r>
-      <w:r>
-        <w:rPr>
-          <w:rFonts w:hint="eastAsia" w:ascii="Times New Roman" w:hAnsi="Times New Roman" w:eastAsia="Times New Roman" w:cs="Times New Roman"/>
-        </w:rPr>
-        <w:t>1-36</w:t>
-      </w:r>
-      <w:r>
-        <w:rPr>
-          <w:rFonts w:hint="eastAsia" w:ascii="Times New Roman" w:hAnsi="Times New Roman" w:eastAsia="SimSun" w:cs="Times New Roman"/>
-        </w:rPr>
-        <w:t>号元素基态电子排布</w:t>
-      </w:r>
-      <w:r>
-        <w:rPr>
-          <w:rFonts w:hint="eastAsia" w:ascii="Times New Roman" w:hAnsi="Times New Roman" w:eastAsia="Times New Roman" w:cs="Times New Roman"/>
-        </w:rPr>
-        <w:t>（</w:t>
-      </w:r>
-      <w:r>
-        <w:rPr>
-          <w:rFonts w:hint="eastAsia" w:ascii="Times New Roman" w:hAnsi="Times New Roman" w:eastAsia="SimSun" w:cs="Times New Roman"/>
-        </w:rPr>
-        <w:t>含</w:t>
-      </w:r>
-      <w:r>
-        <w:rPr>
-          <w:rFonts w:hint="eastAsia" w:ascii="Times New Roman" w:hAnsi="Times New Roman" w:eastAsia="Times New Roman" w:cs="Times New Roman"/>
-        </w:rPr>
-        <w:t>Cr/Cu</w:t>
-      </w:r>
-      <w:r>
-        <w:rPr>
-          <w:rFonts w:hint="eastAsia" w:ascii="Times New Roman" w:hAnsi="Times New Roman" w:eastAsia="SimSun" w:cs="Times New Roman"/>
-        </w:rPr>
-        <w:t>特例</w:t>
-      </w:r>
-      <w:r>
-        <w:rPr>
-          <w:rFonts w:hint="eastAsia" w:ascii="Times New Roman" w:hAnsi="Times New Roman" w:eastAsia="Times New Roman" w:cs="Times New Roman"/>
-        </w:rPr>
-        <w:t>）</w:t>
-      </w:r>
-      <w:r>
-        <w:rPr>
-          <w:rFonts w:ascii="Times New Roman" w:hAnsi="Times New Roman" w:eastAsia="Times New Roman" w:cs="Times New Roman"/>
-        </w:rPr>
-        <w:t xml:space="preserve"> </w:t>
-      </w:r>
-      <w:r>
-        <w:rPr>
-          <w:rFonts w:hint="eastAsia" w:ascii="Times New Roman" w:hAnsi="Times New Roman" w:eastAsia="SimSun" w:cs="Times New Roman"/>
-          <w:b/>
-          <w:bCs/>
-        </w:rPr>
-        <w:t xml:space="preserve">深度边界</w:t>
-      </w:r>
-      <w:r>
-        <w:rPr>
-          <w:rFonts w:hint="eastAsia" w:ascii="Times New Roman" w:hAnsi="Times New Roman" w:eastAsia="Times New Roman" w:cs="Times New Roman"/>
-        </w:rPr>
-        <w:t>：</w:t>
-      </w:r>
-      <w:r>
-        <w:rPr>
-          <w:rFonts w:hint="eastAsia" w:ascii="Times New Roman" w:hAnsi="Times New Roman" w:eastAsia="SimSun" w:cs="Times New Roman"/>
-        </w:rPr>
-        <w:t>本讲覆盖第一轮全部原子结构内容</w:t>
-      </w:r>
-      <w:r>
-        <w:rPr>
-          <w:rFonts w:hint="eastAsia" w:ascii="Times New Roman" w:hAnsi="Times New Roman" w:eastAsia="Times New Roman" w:cs="Times New Roman"/>
-        </w:rPr>
-        <w:t>。</w:t>
-      </w:r>
-      <w:r>
-        <w:rPr>
-          <w:rFonts w:hint="eastAsia" w:ascii="Times New Roman" w:hAnsi="Times New Roman" w:eastAsia="SimSun" w:cs="Times New Roman"/>
-        </w:rPr>
-        <w:t>量子数作为轨道标签使用</w:t>
-      </w:r>
-      <w:r>
-        <w:rPr>
-          <w:rFonts w:hint="eastAsia" w:ascii="Times New Roman" w:hAnsi="Times New Roman" w:eastAsia="Times New Roman" w:cs="Times New Roman"/>
-        </w:rPr>
-        <w:t>（</w:t>
-      </w:r>
-      <w:r>
-        <w:rPr>
-          <w:rFonts w:hint="eastAsia" w:ascii="Times New Roman" w:hAnsi="Times New Roman" w:eastAsia="SimSun" w:cs="Times New Roman"/>
-        </w:rPr>
-        <w:t>不作详细推导</w:t>
-      </w:r>
-      <w:r>
-        <w:rPr>
-          <w:rFonts w:hint="eastAsia" w:ascii="Times New Roman" w:hAnsi="Times New Roman" w:eastAsia="Times New Roman" w:cs="Times New Roman"/>
-        </w:rPr>
-        <w:t>）。</w:t>
-      </w:r>
-      <w:r>
-        <w:rPr>
-          <w:rFonts w:hint="eastAsia" w:ascii="Times New Roman" w:hAnsi="Times New Roman" w:eastAsia="SimSun" w:cs="Times New Roman"/>
-        </w:rPr>
-        <w:t>屏蔽</w:t>
-      </w:r>
-      <w:r>
-        <w:rPr>
-          <w:rFonts w:hint="eastAsia" w:ascii="Times New Roman" w:hAnsi="Times New Roman" w:eastAsia="Times New Roman" w:cs="Times New Roman"/>
-        </w:rPr>
-        <w:t>/</w:t>
-      </w:r>
-      <w:r>
-        <w:rPr>
-          <w:rFonts w:hint="eastAsia" w:ascii="Times New Roman" w:hAnsi="Times New Roman" w:eastAsia="SimSun" w:cs="Times New Roman"/>
-        </w:rPr>
-        <w:t>钻穿效应定量理解</w:t>
-      </w:r>
-      <w:r>
-        <w:rPr>
-          <w:rFonts w:hint="eastAsia" w:ascii="Times New Roman" w:hAnsi="Times New Roman" w:eastAsia="Times New Roman" w:cs="Times New Roman"/>
-        </w:rPr>
-        <w:t>，</w:t>
-      </w:r>
-      <w:r>
-        <w:rPr>
-          <w:rFonts w:hint="eastAsia" w:ascii="Times New Roman" w:hAnsi="Times New Roman" w:eastAsia="SimSun" w:cs="Times New Roman"/>
-        </w:rPr>
-        <w:t>须掌握</w:t>
-      </w:r>
-      <w:r>
-        <w:rPr>
-          <w:rFonts w:ascii="Times New Roman" w:hAnsi="Times New Roman" w:eastAsia="Times New Roman" w:cs="Times New Roman"/>
-          <w:b/>
-          <w:bCs/>
-        </w:rPr>
-        <w:t xml:space="preserve">Slater </w:t>
-      </w:r>
-      <w:r>
-        <w:rPr>
-          <w:rFonts w:hint="eastAsia" w:ascii="Times New Roman" w:hAnsi="Times New Roman" w:eastAsia="SimSun" w:cs="Times New Roman"/>
-          <w:b/>
-          <w:bCs/>
-        </w:rPr>
-        <w:t xml:space="preserve">规则求有效核电荷与轨道能量</w:t>
-      </w:r>
-      <w:r>
-        <w:rPr>
-          <w:rFonts w:hint="eastAsia" w:ascii="Times New Roman" w:hAnsi="Times New Roman" w:eastAsia="Times New Roman" w:cs="Times New Roman"/>
-        </w:rPr>
-        <w:t xml:space="preserve">（Na+Ti</w:t>
-      </w:r>
-      <w:r>
-        <w:rPr>
-          <w:rFonts w:ascii="Times New Roman" w:hAnsi="Times New Roman" w:eastAsia="Times New Roman" w:cs="Times New Roman"/>
-        </w:rPr>
-        <w:t xml:space="preserve"> </w:t>
-      </w:r>
-      <w:r>
-        <w:rPr>
-          <w:rFonts w:hint="eastAsia" w:ascii="Times New Roman" w:hAnsi="Times New Roman" w:eastAsia="SimSun" w:cs="Times New Roman"/>
-        </w:rPr>
-        <w:t>完整示例</w:t>
-      </w:r>
-      <w:r>
-        <w:rPr>
-          <w:rFonts w:hint="eastAsia" w:ascii="Times New Roman" w:hAnsi="Times New Roman" w:eastAsia="Times New Roman" w:cs="Times New Roman"/>
-        </w:rPr>
-        <w:t>，</w:t>
-      </w:r>
-      <w:r>
-        <w:rPr>
-          <w:rFonts w:hint="eastAsia" w:ascii="Times New Roman" w:hAnsi="Times New Roman" w:eastAsia="SimSun" w:cs="Times New Roman"/>
-        </w:rPr>
-        <w:t>掌握性</w:t>
-      </w:r>
-      <w:r>
-        <w:rPr>
-          <w:rFonts w:hint="eastAsia" w:ascii="Times New Roman" w:hAnsi="Times New Roman" w:eastAsia="Times New Roman" w:cs="Times New Roman"/>
-        </w:rPr>
-        <w:t>）。</w:t>
-      </w:r>
-      <w:r>
-        <w:rPr>
-          <w:rFonts w:hint="eastAsia" w:ascii="Times New Roman" w:hAnsi="Times New Roman" w:eastAsia="SimSun" w:cs="Times New Roman"/>
-        </w:rPr>
-        <w:t>核衰变了解三种类型即可</w:t>
-      </w:r>
-      <w:r>
-        <w:rPr>
-          <w:rFonts w:hint="eastAsia" w:ascii="Times New Roman" w:hAnsi="Times New Roman" w:eastAsia="Times New Roman" w:cs="Times New Roman"/>
-        </w:rPr>
-        <w:t>。Cotton</w:t>
-      </w:r>
-      <w:r>
-        <w:rPr>
-          <w:rFonts w:ascii="Times New Roman" w:hAnsi="Times New Roman" w:eastAsia="Times New Roman" w:cs="Times New Roman"/>
-        </w:rPr>
-        <w:t xml:space="preserve"> </w:t>
-      </w:r>
-      <w:r>
-        <w:rPr>
-          <w:rFonts w:hint="eastAsia" w:ascii="Times New Roman" w:hAnsi="Times New Roman" w:eastAsia="SimSun" w:cs="Times New Roman"/>
-        </w:rPr>
-        <w:t>能级图与径向分布图作了解性要求</w:t>
-      </w:r>
-      <w:r>
-        <w:rPr>
-          <w:rFonts w:hint="eastAsia" w:ascii="Times New Roman" w:hAnsi="Times New Roman" w:eastAsia="Times New Roman" w:cs="Times New Roman"/>
-        </w:rPr>
-        <w:t>（</w:t>
-      </w:r>
-      <w:r>
-        <w:rPr>
-          <w:rFonts w:hint="eastAsia" w:ascii="Times New Roman" w:hAnsi="Times New Roman" w:eastAsia="SimSun" w:cs="Times New Roman"/>
-        </w:rPr>
-        <w:t>会看趋势</w:t>
-      </w:r>
-      <w:r>
-        <w:rPr>
-          <w:rFonts w:hint="eastAsia" w:ascii="Times New Roman" w:hAnsi="Times New Roman" w:eastAsia="Times New Roman" w:cs="Times New Roman"/>
-        </w:rPr>
-        <w:t>，</w:t>
-      </w:r>
-      <w:r>
-        <w:rPr>
-          <w:rFonts w:hint="eastAsia" w:ascii="Times New Roman" w:hAnsi="Times New Roman" w:eastAsia="SimSun" w:cs="Times New Roman"/>
-        </w:rPr>
-        <w:t>不要求默画</w:t>
-      </w:r>
-      <w:r>
-        <w:rPr>
-          <w:rFonts w:hint="eastAsia" w:ascii="Times New Roman" w:hAnsi="Times New Roman" w:eastAsia="Times New Roman" w:cs="Times New Roman"/>
-        </w:rPr>
-        <w:t>/</w:t>
-      </w:r>
-      <w:r>
-        <w:rPr>
-          <w:rFonts w:hint="eastAsia" w:ascii="Times New Roman" w:hAnsi="Times New Roman" w:eastAsia="SimSun" w:cs="Times New Roman"/>
-        </w:rPr>
-        <w:t>解析推导</w:t>
-      </w:r>
-      <w:r>
-        <w:rPr>
-          <w:rFonts w:hint="eastAsia" w:ascii="Times New Roman" w:hAnsi="Times New Roman" w:eastAsia="Times New Roman" w:cs="Times New Roman"/>
-        </w:rPr>
-        <w:t>）。</w:t>
-      </w:r>
-      <w:r>
-        <w:rPr>
-          <w:rFonts w:hint="eastAsia" w:ascii="Times New Roman" w:hAnsi="Times New Roman" w:eastAsia="SimSun" w:cs="Times New Roman"/>
-        </w:rPr>
-        <w:t>完整量子数取值规则</w:t>
-      </w:r>
-      <w:r>
-        <w:rPr>
-          <w:rFonts w:hint="eastAsia" w:ascii="Times New Roman" w:hAnsi="Times New Roman" w:eastAsia="Times New Roman" w:cs="Times New Roman"/>
-        </w:rPr>
-        <w:t>、</w:t>
-      </w:r>
-      <w:r>
-        <w:rPr>
-          <w:rFonts w:hint="eastAsia" w:ascii="Times New Roman" w:hAnsi="Times New Roman" w:eastAsia="SimSun" w:cs="Times New Roman"/>
-        </w:rPr>
-        <w:t>交换能定量推导</w:t>
-      </w:r>
-      <w:r>
-        <w:rPr>
-          <w:rFonts w:hint="eastAsia" w:ascii="Times New Roman" w:hAnsi="Times New Roman" w:eastAsia="Times New Roman" w:cs="Times New Roman"/>
-        </w:rPr>
-        <w:t>、</w:t>
-      </w:r>
-      <w:r>
-        <w:rPr>
-          <w:rFonts w:hint="eastAsia" w:ascii="Times New Roman" w:hAnsi="Times New Roman" w:eastAsia="SimSun" w:cs="Times New Roman"/>
-        </w:rPr>
-        <w:t>相对论效应等归入后续轮次</w:t>
-      </w:r>
-      <w:r>
-        <w:rPr>
-          <w:rFonts w:hint="eastAsia" w:ascii="Times New Roman" w:hAnsi="Times New Roman" w:eastAsia="Times New Roman" w:cs="Times New Roman"/>
-        </w:rPr>
-        <w:t>。</w:t>
-      </w:r>
-      <w:r>
-        <w:rPr>
-          <w:rFonts w:ascii="Times New Roman" w:hAnsi="Times New Roman" w:eastAsia="Times New Roman" w:cs="Times New Roman"/>
-        </w:rPr>
-        <w:t xml:space="preserve"> </w:t>
-      </w:r>
-      <w:r>
-        <w:rPr>
-          <w:rFonts w:hint="eastAsia" w:ascii="Times New Roman" w:hAnsi="Times New Roman" w:eastAsia="SimSun" w:cs="Times New Roman"/>
-          <w:b/>
-          <w:bCs/>
-        </w:rPr>
-        <w:t xml:space="preserve">版本说明</w:t>
-      </w:r>
-      <w:r>
-        <w:rPr>
-          <w:rFonts w:hint="eastAsia" w:ascii="Times New Roman" w:hAnsi="Times New Roman" w:eastAsia="Times New Roman" w:cs="Times New Roman"/>
-        </w:rPr>
-        <w:t>：</w:t>
-      </w:r>
-      <w:r>
-        <w:rPr>
-          <w:rFonts w:hint="eastAsia" w:ascii="Times New Roman" w:hAnsi="Times New Roman" w:eastAsia="SimSun" w:cs="Times New Roman"/>
-        </w:rPr>
-        <w:t>本版本保留填空结构</w:t>
-      </w:r>
-      <w:r>
-        <w:rPr>
-          <w:rFonts w:hint="eastAsia" w:ascii="Times New Roman" w:hAnsi="Times New Roman" w:eastAsia="Times New Roman" w:cs="Times New Roman"/>
-        </w:rPr>
-        <w:t>，</w:t>
-      </w:r>
-      <w:r>
-        <w:rPr>
-          <w:rFonts w:hint="eastAsia" w:ascii="Times New Roman" w:hAnsi="Times New Roman" w:eastAsia="SimSun" w:cs="Times New Roman"/>
-        </w:rPr>
-        <w:t>同时融入丰富叙述</w:t>
-      </w:r>
-      <w:r>
-        <w:rPr>
-          <w:rFonts w:hint="eastAsia" w:ascii="Times New Roman" w:hAnsi="Times New Roman" w:eastAsia="Times New Roman" w:cs="Times New Roman"/>
-        </w:rPr>
-        <w:t>、</w:t>
-      </w:r>
-      <w:r>
-        <w:rPr>
-          <w:rFonts w:hint="eastAsia" w:ascii="Times New Roman" w:hAnsi="Times New Roman" w:eastAsia="SimSun" w:cs="Times New Roman"/>
-        </w:rPr>
-        <w:t>结构化表格和深层理解</w:t>
-      </w:r>
-      <w:r>
-        <w:rPr>
-          <w:rFonts w:hint="eastAsia" w:ascii="Times New Roman" w:hAnsi="Times New Roman" w:eastAsia="Times New Roman" w:cs="Times New Roman"/>
-        </w:rPr>
-        <w:t>，</w:t>
-      </w:r>
-      <w:r>
-        <w:rPr>
-          <w:rFonts w:hint="eastAsia" w:ascii="Times New Roman" w:hAnsi="Times New Roman" w:eastAsia="SimSun" w:cs="Times New Roman"/>
-        </w:rPr>
-        <w:t>适合自学或课堂学习</w:t>
-      </w:r>
-      <w:r>
-        <w:rPr>
-          <w:rFonts w:hint="eastAsia" w:ascii="Times New Roman" w:hAnsi="Times New Roman" w:eastAsia="Times New Roman" w:cs="Times New Roman"/>
-        </w:rPr>
-        <w:t>。</w:t>
-      </w:r>
-      <w:r>
-        <w:rPr>
-          <w:rFonts w:ascii="Times New Roman" w:hAnsi="Times New Roman" w:eastAsia="Times New Roman" w:cs="Times New Roman"/>
-        </w:rPr>
-        <w:t xml:space="preserve"> </w:t>
-      </w:r>
-      <w:r>
-        <w:rPr>
-          <w:rFonts w:hint="eastAsia" w:ascii="Times New Roman" w:hAnsi="Times New Roman" w:eastAsia="SimSun" w:cs="Times New Roman"/>
-          <w:b/>
-          <w:bCs/>
-        </w:rPr>
-        <w:t xml:space="preserve">核心知识线索</w:t>
-      </w:r>
-      <w:r>
-        <w:rPr>
-          <w:rFonts w:hint="eastAsia" w:ascii="Times New Roman" w:hAnsi="Times New Roman" w:eastAsia="Times New Roman" w:cs="Times New Roman"/>
-        </w:rPr>
-        <w:t xml:space="preserve">：</w:t>
-      </w:r>
-      <w:r>
-        <w:rPr>
-          <w:rFonts w:hint="eastAsia" w:ascii="Times New Roman" w:hAnsi="Times New Roman" w:eastAsia="Times New Roman" w:cs="Times New Roman"/>
-        </w:rPr>
-        <w:t>“</w:t>
-      </w:r>
-      <w:r>
-        <w:rPr>
-          <w:rFonts w:hint="eastAsia" w:ascii="Times New Roman" w:hAnsi="Times New Roman" w:eastAsia="SimSun" w:cs="Times New Roman"/>
-        </w:rPr>
-        <w:t>每一条谱线对应电子在两个定态能级之间的跃迁</w:t>
-      </w:r>
-      <w:r>
-        <w:rPr>
-          <w:rFonts w:hint="eastAsia" w:ascii="Times New Roman" w:hAnsi="Times New Roman" w:eastAsia="Times New Roman" w:cs="Times New Roman"/>
-        </w:rPr>
-        <w:t>”</w:t>
-      </w:r>
-      <w:r>
-        <w:rPr>
-          <w:rFonts w:hint="eastAsia" w:ascii="Times New Roman" w:hAnsi="Times New Roman" w:eastAsia="Times New Roman" w:cs="Times New Roman"/>
-        </w:rPr>
-        <w:t>→</w:t>
-      </w:r>
-      <w:r>
-        <w:rPr>
-          <w:rFonts w:hint="eastAsia" w:ascii="Times New Roman" w:hAnsi="Times New Roman" w:eastAsia="SimSun" w:cs="Times New Roman"/>
-        </w:rPr>
-        <w:t>五线系</w:t>
-      </w:r>
-      <w:r>
-        <w:rPr>
-          <w:rFonts w:hint="eastAsia" w:ascii="Times New Roman" w:hAnsi="Times New Roman" w:eastAsia="Times New Roman" w:cs="Times New Roman"/>
-        </w:rPr>
-        <w:t>→Bohr→</w:t>
-      </w:r>
-      <w:r>
-        <w:rPr>
-          <w:rFonts w:hint="eastAsia" w:ascii="Times New Roman" w:hAnsi="Times New Roman" w:eastAsia="SimSun" w:cs="Times New Roman"/>
-        </w:rPr>
-        <w:t>量子数</w:t>
-      </w:r>
-      <w:r>
-        <w:rPr>
-          <w:rFonts w:hint="eastAsia" w:ascii="Times New Roman" w:hAnsi="Times New Roman" w:eastAsia="Times New Roman" w:cs="Times New Roman"/>
-        </w:rPr>
-        <w:t>→</w:t>
-      </w:r>
-      <w:r>
-        <w:rPr>
-          <w:rFonts w:hint="eastAsia" w:ascii="Times New Roman" w:hAnsi="Times New Roman" w:eastAsia="SimSun" w:cs="Times New Roman"/>
-        </w:rPr>
-        <w:t>排布三原则</w:t>
-      </w:r>
-      <w:r>
-        <w:rPr>
-          <w:rFonts w:hint="eastAsia" w:ascii="Times New Roman" w:hAnsi="Times New Roman" w:eastAsia="Times New Roman" w:cs="Times New Roman"/>
-        </w:rPr>
-        <w:t>→</w:t>
-      </w:r>
-      <w:r>
-        <w:rPr>
-          <w:rFonts w:hint="eastAsia" w:ascii="Times New Roman" w:hAnsi="Times New Roman" w:eastAsia="SimSun" w:cs="Times New Roman"/>
-        </w:rPr>
-        <w:t>周期律</w:t>
-      </w:r>
-    </w:p>
-    <w:p>
-      <w:pPr>
-        <w:spacing w:before="160" w:after="80"/>
-      </w:pPr>
-      <w:r>
-        <w:pict>
-          <v:rect style="width:0;height:1.5pt" o:hralign="center" o:hrstd="t" o:hr="t"/>
-        </w:pict>
-      </w:r>
-    </w:p>
     <w:bookmarkStart w:id="9" w:name="学习目标"/>
     <w:p>
       <w:pPr>
@@ -36642,11 +35939,25 @@
               <w:pStyle w:val="Compact"/>
               <w:jc w:val="center"/>
             </w:pPr>
-            <w:r>
-              <w:rPr>
-                <w:rFonts w:ascii="Times New Roman" w:hAnsi="Times New Roman" w:eastAsia="Times New Roman" w:cs="Times New Roman"/>
-              </w:rPr>
-              <w:t xml:space="preserve">m_s</w:t>
+            <m:oMath>
+              <m:sSub>
+                <m:e>
+                  <m:r>
+                    <m:t>m</m:t>
+                  </m:r>
+                </m:e>
+                <m:sub>
+                  <m:r>
+                    <m:t>s</m:t>
+                  </m:r>
+                </m:sub>
+              </m:sSub>
+            </m:oMath>
+            <w:r>
+              <w:rPr>
+                <w:rFonts w:ascii="Times New Roman" w:hAnsi="Times New Roman" w:eastAsia="Times New Roman" w:cs="Times New Roman"/>
+              </w:rPr>
+              <w:t xml:space="preserve">​</w:t>
             </w:r>
           </w:p>
         </w:tc>
@@ -36674,11 +35985,25 @@
               <w:pStyle w:val="Compact"/>
               <w:jc w:val="center"/>
             </w:pPr>
-            <w:r>
-              <w:rPr>
-                <w:rFonts w:ascii="Times New Roman" w:hAnsi="Times New Roman" w:eastAsia="Times New Roman" w:cs="Times New Roman"/>
-              </w:rPr>
-              <w:t xml:space="preserve">m_s </w:t>
+            <m:oMath>
+              <m:sSub>
+                <m:e>
+                  <m:r>
+                    <m:t>m</m:t>
+                  </m:r>
+                </m:e>
+                <m:sub>
+                  <m:r>
+                    <m:t>s</m:t>
+                  </m:r>
+                </m:sub>
+              </m:sSub>
+            </m:oMath>
+            <w:r>
+              <w:rPr>
+                <w:rFonts w:ascii="Times New Roman" w:hAnsi="Times New Roman" w:eastAsia="Times New Roman" w:cs="Times New Roman"/>
+              </w:rPr>
+              <w:t xml:space="preserve"> </w:t>
             </w:r>
             <w:r>
               <w:rPr>
@@ -38532,11 +37857,25 @@
               <w:pStyle w:val="Compact"/>
               <w:jc w:val="center"/>
             </w:pPr>
-            <w:r>
-              <w:rPr>
-                <w:rFonts w:ascii="Times New Roman" w:hAnsi="Times New Roman" w:eastAsia="Times New Roman" w:cs="Times New Roman"/>
-              </w:rPr>
-              <w:t xml:space="preserve">m_s</w:t>
+            <m:oMath>
+              <m:sSub>
+                <m:e>
+                  <m:r>
+                    <m:t>m</m:t>
+                  </m:r>
+                </m:e>
+                <m:sub>
+                  <m:r>
+                    <m:t>s</m:t>
+                  </m:r>
+                </m:sub>
+              </m:sSub>
+            </m:oMath>
+            <w:r>
+              <w:rPr>
+                <w:rFonts w:ascii="Times New Roman" w:hAnsi="Times New Roman" w:eastAsia="Times New Roman" w:cs="Times New Roman"/>
+              </w:rPr>
+              <w:t xml:space="preserve">​</w:t>
             </w:r>
           </w:p>
         </w:tc>
@@ -40524,7 +39863,27 @@
               <w:rPr>
                 <w:rFonts w:hint="eastAsia" w:ascii="Times New Roman" w:hAnsi="Times New Roman" w:eastAsia="Times New Roman" w:cs="Times New Roman"/>
               </w:rPr>
-              <w:t>（m_s）</w:t>
+              <w:t>（</w:t>
+            </w:r>
+            <m:oMath>
+              <m:sSub>
+                <m:e>
+                  <m:r>
+                    <m:t>m</m:t>
+                  </m:r>
+                </m:e>
+                <m:sub>
+                  <m:r>
+                    <m:t>s</m:t>
+                  </m:r>
+                </m:sub>
+              </m:sSub>
+            </m:oMath>
+            <w:r>
+              <w:rPr>
+                <w:rFonts w:hint="eastAsia" w:ascii="Times New Roman" w:hAnsi="Times New Roman" w:eastAsia="Times New Roman" w:cs="Times New Roman"/>
+              </w:rPr>
+              <w:t xml:space="preserve">）</w:t>
             </w:r>
           </w:p>
         </w:tc>
@@ -44277,8 +43636,22 @@
               <w:rPr>
                 <w:rFonts w:hint="eastAsia" w:ascii="Times New Roman" w:hAnsi="Times New Roman" w:eastAsia="Times New Roman" w:cs="Times New Roman"/>
               </w:rPr>
-              <w:t>，m_s</w:t>
-            </w:r>
+              <w:t>，</w:t>
+            </w:r>
+            <m:oMath>
+              <m:sSub>
+                <m:e>
+                  <m:r>
+                    <m:t>m</m:t>
+                  </m:r>
+                </m:e>
+                <m:sub>
+                  <m:r>
+                    <m:t>s</m:t>
+                  </m:r>
+                </m:sub>
+              </m:sSub>
+            </m:oMath>
             <w:r>
               <w:rPr>
                 <w:rFonts w:ascii="Times New Roman" w:hAnsi="Times New Roman" w:eastAsia="Times New Roman" w:cs="Times New Roman"/>
@@ -44383,8 +43756,22 @@
               <w:rPr>
                 <w:rFonts w:hint="eastAsia" w:ascii="Times New Roman" w:hAnsi="Times New Roman" w:eastAsia="Times New Roman" w:cs="Times New Roman"/>
               </w:rPr>
-              <w:t>，m_s</w:t>
-            </w:r>
+              <w:t>，</w:t>
+            </w:r>
+            <m:oMath>
+              <m:sSub>
+                <m:e>
+                  <m:r>
+                    <m:t>m</m:t>
+                  </m:r>
+                </m:e>
+                <m:sub>
+                  <m:r>
+                    <m:t>s</m:t>
+                  </m:r>
+                </m:sub>
+              </m:sSub>
+            </m:oMath>
             <w:r>
               <w:rPr>
                 <w:rFonts w:ascii="Times New Roman" w:hAnsi="Times New Roman" w:eastAsia="Times New Roman" w:cs="Times New Roman"/>
